--- a/信息安全引论(Introduction to Information Security)/review/chap2-古典密码.docx
+++ b/信息安全引论(Introduction to Information Security)/review/chap2-古典密码.docx
@@ -6,7 +6,7 @@
       <w:pPr>
         <w:spacing w:line="276" w:lineRule="auto"/>
         <w:rPr>
-          <w:rFonts w:ascii="Calibri" w:eastAsia="SimHei" w:hAnsi="Calibri" w:cs="Calibri" w:hint="eastAsia"/>
+          <w:rFonts w:ascii="Calibri" w:eastAsia="SimHei" w:hAnsi="Calibri" w:cs="Calibri"/>
           <w:b/>
           <w:bCs/>
           <w:color w:val="000000" w:themeColor="text1"/>
@@ -426,15 +426,7 @@
             <w:color w:val="000000" w:themeColor="text1"/>
             <w:lang w:val="en-US"/>
           </w:rPr>
-          <m:t>∈</m:t>
-        </m:r>
-        <m:r>
-          <w:rPr>
-            <w:rFonts w:ascii="Cambria Math" w:eastAsia="KaiTi" w:hAnsi="Cambria Math" w:cs="Calibri"/>
-            <w:color w:val="000000" w:themeColor="text1"/>
-            <w:lang w:val="en-US"/>
-          </w:rPr>
-          <m:t>E,</m:t>
+          <m:t>∈E,</m:t>
         </m:r>
         <m:sSub>
           <m:sSubPr>
@@ -474,15 +466,7 @@
             <w:color w:val="000000" w:themeColor="text1"/>
             <w:lang w:val="en-US"/>
           </w:rPr>
-          <m:t>∈</m:t>
-        </m:r>
-        <m:r>
-          <w:rPr>
-            <w:rFonts w:ascii="Cambria Math" w:eastAsia="KaiTi" w:hAnsi="Cambria Math" w:cs="Calibri"/>
-            <w:color w:val="000000" w:themeColor="text1"/>
-            <w:lang w:val="en-US"/>
-          </w:rPr>
-          <m:t>D,</m:t>
+          <m:t>∈D,</m:t>
         </m:r>
         <m:r>
           <m:rPr>
@@ -684,7 +668,7 @@
         </w:numPr>
         <w:spacing w:line="276" w:lineRule="auto"/>
         <w:rPr>
-          <w:rFonts w:ascii="Calibri" w:eastAsia="KaiTi" w:hAnsi="Calibri" w:cs="Calibri" w:hint="eastAsia"/>
+          <w:rFonts w:ascii="Calibri" w:eastAsia="KaiTi" w:hAnsi="Calibri" w:cs="Calibri"/>
           <w:color w:val="000000" w:themeColor="text1"/>
           <w:lang w:val="en-US"/>
         </w:rPr>
@@ -1151,7 +1135,7 @@
       <w:pPr>
         <w:spacing w:line="276" w:lineRule="auto"/>
         <w:rPr>
-          <w:rFonts w:ascii="Calibri" w:eastAsia="KaiTi" w:hAnsi="Calibri" w:cs="Calibri" w:hint="eastAsia"/>
+          <w:rFonts w:ascii="Calibri" w:eastAsia="KaiTi" w:hAnsi="Calibri" w:cs="Calibri"/>
           <w:color w:val="000000" w:themeColor="text1"/>
           <w:lang w:val="en-US"/>
         </w:rPr>
@@ -1765,7 +1749,7 @@
         </w:numPr>
         <w:spacing w:line="276" w:lineRule="auto"/>
         <w:rPr>
-          <w:rFonts w:ascii="Calibri" w:eastAsia="KaiTi" w:hAnsi="Calibri" w:cs="Calibri" w:hint="eastAsia"/>
+          <w:rFonts w:ascii="Calibri" w:eastAsia="KaiTi" w:hAnsi="Calibri" w:cs="Calibri"/>
           <w:color w:val="000000" w:themeColor="text1"/>
           <w:lang w:val="en-US"/>
         </w:rPr>
@@ -1878,7 +1862,7 @@
         </w:numPr>
         <w:spacing w:line="276" w:lineRule="auto"/>
         <w:rPr>
-          <w:rFonts w:ascii="Calibri" w:eastAsia="KaiTi" w:hAnsi="Calibri" w:cs="Calibri" w:hint="eastAsia"/>
+          <w:rFonts w:ascii="Calibri" w:eastAsia="KaiTi" w:hAnsi="Calibri" w:cs="Calibri"/>
           <w:color w:val="000000" w:themeColor="text1"/>
           <w:lang w:val="en-US"/>
         </w:rPr>
@@ -1991,6 +1975,632 @@
         <w:pStyle w:val="ListParagraph"/>
         <w:numPr>
           <w:ilvl w:val="0"/>
+          <w:numId w:val="15"/>
+        </w:numPr>
+        <w:spacing w:line="276" w:lineRule="auto"/>
+        <w:rPr>
+          <w:rFonts w:ascii="Calibri" w:eastAsia="KaiTi" w:hAnsi="Calibri" w:cs="Calibri" w:hint="eastAsia"/>
+          <w:color w:val="000000" w:themeColor="text1"/>
+          <w:lang w:val="en-US"/>
+        </w:rPr>
+      </w:pPr>
+      <w:r>
+        <w:rPr>
+          <w:rFonts w:ascii="Calibri" w:eastAsia="KaiTi" w:hAnsi="Calibri" w:cs="Calibri" w:hint="eastAsia"/>
+          <w:color w:val="000000" w:themeColor="text1"/>
+          <w:lang w:val="en-US"/>
+        </w:rPr>
+        <w:t>基本手段：</w:t>
+      </w:r>
+      <w:r>
+        <w:rPr>
+          <w:rFonts w:ascii="Calibri" w:eastAsia="KaiTi" w:hAnsi="Calibri" w:cs="Calibri" w:hint="eastAsia"/>
+          <w:color w:val="000000" w:themeColor="text1"/>
+          <w:lang w:val="en-US"/>
+        </w:rPr>
+        <w:t>代</w:t>
+      </w:r>
+      <w:r>
+        <w:rPr>
+          <w:rFonts w:ascii="Calibri" w:eastAsia="KaiTi" w:hAnsi="Calibri" w:cs="Calibri" w:hint="eastAsia"/>
+          <w:color w:val="000000" w:themeColor="text1"/>
+          <w:lang w:val="en-US"/>
+        </w:rPr>
+        <w:t>换和置换</w:t>
+      </w:r>
+    </w:p>
+    <w:tbl>
+      <w:tblPr>
+        <w:tblStyle w:val="GridTable7Colorful-Accent4"/>
+        <w:tblW w:w="0" w:type="auto"/>
+        <w:jc w:val="center"/>
+        <w:tblLook w:val="04A0" w:firstRow="1" w:lastRow="0" w:firstColumn="1" w:lastColumn="0" w:noHBand="0" w:noVBand="1"/>
+      </w:tblPr>
+      <w:tblGrid>
+        <w:gridCol w:w="1271"/>
+        <w:gridCol w:w="2959"/>
+        <w:gridCol w:w="3996"/>
+      </w:tblGrid>
+      <w:tr>
+        <w:trPr>
+          <w:cnfStyle w:val="100000000000" w:firstRow="1" w:lastRow="0" w:firstColumn="0" w:lastColumn="0" w:oddVBand="0" w:evenVBand="0" w:oddHBand="0" w:evenHBand="0" w:firstRowFirstColumn="0" w:firstRowLastColumn="0" w:lastRowFirstColumn="0" w:lastRowLastColumn="0"/>
+          <w:jc w:val="center"/>
+        </w:trPr>
+        <w:tc>
+          <w:tcPr>
+            <w:cnfStyle w:val="001000000100" w:firstRow="0" w:lastRow="0" w:firstColumn="1" w:lastColumn="0" w:oddVBand="0" w:evenVBand="0" w:oddHBand="0" w:evenHBand="0" w:firstRowFirstColumn="1" w:firstRowLastColumn="0" w:lastRowFirstColumn="0" w:lastRowLastColumn="0"/>
+            <w:tcW w:w="1271" w:type="dxa"/>
+            <w:hideMark/>
+          </w:tcPr>
+          <w:p>
+            <w:pPr>
+              <w:spacing w:line="276" w:lineRule="auto"/>
+              <w:jc w:val="center"/>
+              <w:rPr>
+                <w:rFonts w:ascii="Calibri" w:eastAsia="KaiTi" w:hAnsi="Calibri" w:cs="Calibri" w:hint="eastAsia"/>
+                <w:color w:val="000000" w:themeColor="text1"/>
+              </w:rPr>
+            </w:pPr>
+          </w:p>
+        </w:tc>
+        <w:tc>
+          <w:tcPr>
+            <w:tcW w:w="2959" w:type="dxa"/>
+            <w:hideMark/>
+          </w:tcPr>
+          <w:p>
+            <w:pPr>
+              <w:spacing w:line="276" w:lineRule="auto"/>
+              <w:jc w:val="center"/>
+              <w:cnfStyle w:val="100000000000" w:firstRow="1" w:lastRow="0" w:firstColumn="0" w:lastColumn="0" w:oddVBand="0" w:evenVBand="0" w:oddHBand="0" w:evenHBand="0" w:firstRowFirstColumn="0" w:firstRowLastColumn="0" w:lastRowFirstColumn="0" w:lastRowLastColumn="0"/>
+              <w:rPr>
+                <w:rFonts w:ascii="Calibri" w:eastAsia="KaiTi" w:hAnsi="Calibri" w:cs="Calibri" w:hint="eastAsia"/>
+                <w:color w:val="000000" w:themeColor="text1"/>
+              </w:rPr>
+            </w:pPr>
+            <w:r>
+              <w:rPr>
+                <w:rFonts w:ascii="Calibri" w:eastAsia="KaiTi" w:hAnsi="Calibri" w:cs="Calibri"/>
+                <w:color w:val="000000" w:themeColor="text1"/>
+              </w:rPr>
+              <w:t>古典密码</w:t>
+            </w:r>
+          </w:p>
+        </w:tc>
+        <w:tc>
+          <w:tcPr>
+            <w:tcW w:w="0" w:type="auto"/>
+            <w:hideMark/>
+          </w:tcPr>
+          <w:p>
+            <w:pPr>
+              <w:spacing w:line="276" w:lineRule="auto"/>
+              <w:jc w:val="center"/>
+              <w:cnfStyle w:val="100000000000" w:firstRow="1" w:lastRow="0" w:firstColumn="0" w:lastColumn="0" w:oddVBand="0" w:evenVBand="0" w:oddHBand="0" w:evenHBand="0" w:firstRowFirstColumn="0" w:firstRowLastColumn="0" w:lastRowFirstColumn="0" w:lastRowLastColumn="0"/>
+              <w:rPr>
+                <w:rFonts w:ascii="Calibri" w:eastAsia="KaiTi" w:hAnsi="Calibri" w:cs="Calibri"/>
+                <w:color w:val="000000" w:themeColor="text1"/>
+              </w:rPr>
+            </w:pPr>
+            <w:r>
+              <w:rPr>
+                <w:rFonts w:ascii="Calibri" w:eastAsia="KaiTi" w:hAnsi="Calibri" w:cs="Calibri"/>
+                <w:color w:val="000000" w:themeColor="text1"/>
+              </w:rPr>
+              <w:t>现代对称分组密码</w:t>
+            </w:r>
+          </w:p>
+        </w:tc>
+      </w:tr>
+      <w:tr>
+        <w:trPr>
+          <w:cnfStyle w:val="000000100000" w:firstRow="0" w:lastRow="0" w:firstColumn="0" w:lastColumn="0" w:oddVBand="0" w:evenVBand="0" w:oddHBand="1" w:evenHBand="0" w:firstRowFirstColumn="0" w:firstRowLastColumn="0" w:lastRowFirstColumn="0" w:lastRowLastColumn="0"/>
+          <w:jc w:val="center"/>
+        </w:trPr>
+        <w:tc>
+          <w:tcPr>
+            <w:cnfStyle w:val="001000000000" w:firstRow="0" w:lastRow="0" w:firstColumn="1" w:lastColumn="0" w:oddVBand="0" w:evenVBand="0" w:oddHBand="0" w:evenHBand="0" w:firstRowFirstColumn="0" w:firstRowLastColumn="0" w:lastRowFirstColumn="0" w:lastRowLastColumn="0"/>
+            <w:tcW w:w="1271" w:type="dxa"/>
+            <w:vAlign w:val="center"/>
+            <w:hideMark/>
+          </w:tcPr>
+          <w:p>
+            <w:pPr>
+              <w:spacing w:line="276" w:lineRule="auto"/>
+              <w:jc w:val="center"/>
+              <w:rPr>
+                <w:rFonts w:ascii="Calibri" w:eastAsia="KaiTi" w:hAnsi="Calibri" w:cs="Calibri"/>
+                <w:i w:val="0"/>
+                <w:iCs w:val="0"/>
+                <w:color w:val="000000" w:themeColor="text1"/>
+              </w:rPr>
+            </w:pPr>
+            <w:r>
+              <w:rPr>
+                <w:rFonts w:ascii="Calibri" w:eastAsia="KaiTi" w:hAnsi="Calibri" w:cs="Calibri"/>
+                <w:b/>
+                <w:bCs/>
+                <w:i w:val="0"/>
+                <w:iCs w:val="0"/>
+                <w:color w:val="000000" w:themeColor="text1"/>
+              </w:rPr>
+              <w:t>处理单位</w:t>
+            </w:r>
+          </w:p>
+        </w:tc>
+        <w:tc>
+          <w:tcPr>
+            <w:tcW w:w="2959" w:type="dxa"/>
+            <w:vAlign w:val="center"/>
+            <w:hideMark/>
+          </w:tcPr>
+          <w:p>
+            <w:pPr>
+              <w:spacing w:line="276" w:lineRule="auto"/>
+              <w:jc w:val="center"/>
+              <w:cnfStyle w:val="000000100000" w:firstRow="0" w:lastRow="0" w:firstColumn="0" w:lastColumn="0" w:oddVBand="0" w:evenVBand="0" w:oddHBand="1" w:evenHBand="0" w:firstRowFirstColumn="0" w:firstRowLastColumn="0" w:lastRowFirstColumn="0" w:lastRowLastColumn="0"/>
+              <w:rPr>
+                <w:rFonts w:ascii="Calibri" w:eastAsia="KaiTi" w:hAnsi="Calibri" w:cs="Calibri" w:hint="eastAsia"/>
+                <w:color w:val="000000" w:themeColor="text1"/>
+              </w:rPr>
+            </w:pPr>
+            <w:r>
+              <w:rPr>
+                <w:rFonts w:ascii="Calibri" w:eastAsia="KaiTi" w:hAnsi="Calibri" w:cs="Calibri"/>
+                <w:color w:val="000000" w:themeColor="text1"/>
+              </w:rPr>
+              <w:t>以字符</w:t>
+            </w:r>
+            <w:r>
+              <w:rPr>
+                <w:rFonts w:ascii="Calibri" w:eastAsia="KaiTi" w:hAnsi="Calibri" w:cs="Calibri"/>
+                <w:color w:val="000000" w:themeColor="text1"/>
+              </w:rPr>
+              <w:t>/</w:t>
+            </w:r>
+            <w:r>
+              <w:rPr>
+                <w:rFonts w:ascii="Calibri" w:eastAsia="KaiTi" w:hAnsi="Calibri" w:cs="Calibri"/>
+                <w:color w:val="000000" w:themeColor="text1"/>
+              </w:rPr>
+              <w:t>字母为基本单位</w:t>
+            </w:r>
+          </w:p>
+        </w:tc>
+        <w:tc>
+          <w:tcPr>
+            <w:tcW w:w="0" w:type="auto"/>
+            <w:vAlign w:val="center"/>
+            <w:hideMark/>
+          </w:tcPr>
+          <w:p>
+            <w:pPr>
+              <w:spacing w:line="276" w:lineRule="auto"/>
+              <w:jc w:val="center"/>
+              <w:cnfStyle w:val="000000100000" w:firstRow="0" w:lastRow="0" w:firstColumn="0" w:lastColumn="0" w:oddVBand="0" w:evenVBand="0" w:oddHBand="1" w:evenHBand="0" w:firstRowFirstColumn="0" w:firstRowLastColumn="0" w:lastRowFirstColumn="0" w:lastRowLastColumn="0"/>
+              <w:rPr>
+                <w:rFonts w:ascii="Calibri" w:eastAsia="KaiTi" w:hAnsi="Calibri" w:cs="Calibri" w:hint="eastAsia"/>
+                <w:color w:val="000000" w:themeColor="text1"/>
+              </w:rPr>
+            </w:pPr>
+            <w:r>
+              <w:rPr>
+                <w:rFonts w:ascii="Calibri" w:eastAsia="KaiTi" w:hAnsi="Calibri" w:cs="Calibri"/>
+                <w:color w:val="000000" w:themeColor="text1"/>
+              </w:rPr>
+              <w:t>以二进制比特流为单位，固定长度分组</w:t>
+            </w:r>
+          </w:p>
+        </w:tc>
+      </w:tr>
+      <w:tr>
+        <w:trPr>
+          <w:jc w:val="center"/>
+        </w:trPr>
+        <w:tc>
+          <w:tcPr>
+            <w:cnfStyle w:val="001000000000" w:firstRow="0" w:lastRow="0" w:firstColumn="1" w:lastColumn="0" w:oddVBand="0" w:evenVBand="0" w:oddHBand="0" w:evenHBand="0" w:firstRowFirstColumn="0" w:firstRowLastColumn="0" w:lastRowFirstColumn="0" w:lastRowLastColumn="0"/>
+            <w:tcW w:w="1271" w:type="dxa"/>
+            <w:vAlign w:val="center"/>
+            <w:hideMark/>
+          </w:tcPr>
+          <w:p>
+            <w:pPr>
+              <w:spacing w:line="276" w:lineRule="auto"/>
+              <w:jc w:val="center"/>
+              <w:rPr>
+                <w:rFonts w:ascii="Calibri" w:eastAsia="KaiTi" w:hAnsi="Calibri" w:cs="Calibri"/>
+                <w:i w:val="0"/>
+                <w:iCs w:val="0"/>
+                <w:color w:val="000000" w:themeColor="text1"/>
+              </w:rPr>
+            </w:pPr>
+            <w:r>
+              <w:rPr>
+                <w:rFonts w:ascii="Calibri" w:eastAsia="KaiTi" w:hAnsi="Calibri" w:cs="Calibri"/>
+                <w:b/>
+                <w:bCs/>
+                <w:i w:val="0"/>
+                <w:iCs w:val="0"/>
+                <w:color w:val="000000" w:themeColor="text1"/>
+              </w:rPr>
+              <w:t>算法安全性</w:t>
+            </w:r>
+          </w:p>
+        </w:tc>
+        <w:tc>
+          <w:tcPr>
+            <w:tcW w:w="2959" w:type="dxa"/>
+            <w:vAlign w:val="center"/>
+            <w:hideMark/>
+          </w:tcPr>
+          <w:p>
+            <w:pPr>
+              <w:spacing w:line="276" w:lineRule="auto"/>
+              <w:jc w:val="center"/>
+              <w:cnfStyle w:val="000000000000" w:firstRow="0" w:lastRow="0" w:firstColumn="0" w:lastColumn="0" w:oddVBand="0" w:evenVBand="0" w:oddHBand="0" w:evenHBand="0" w:firstRowFirstColumn="0" w:firstRowLastColumn="0" w:lastRowFirstColumn="0" w:lastRowLastColumn="0"/>
+              <w:rPr>
+                <w:rFonts w:ascii="Calibri" w:eastAsia="KaiTi" w:hAnsi="Calibri" w:cs="Calibri" w:hint="eastAsia"/>
+                <w:color w:val="000000" w:themeColor="text1"/>
+              </w:rPr>
+            </w:pPr>
+            <w:r>
+              <w:rPr>
+                <w:rFonts w:ascii="Calibri" w:eastAsia="KaiTi" w:hAnsi="Calibri" w:cs="Calibri"/>
+                <w:color w:val="000000" w:themeColor="text1"/>
+              </w:rPr>
+              <w:t>往往依赖算法的保密性</w:t>
+            </w:r>
+          </w:p>
+        </w:tc>
+        <w:tc>
+          <w:tcPr>
+            <w:tcW w:w="0" w:type="auto"/>
+            <w:vAlign w:val="center"/>
+            <w:hideMark/>
+          </w:tcPr>
+          <w:p>
+            <w:pPr>
+              <w:spacing w:line="276" w:lineRule="auto"/>
+              <w:jc w:val="center"/>
+              <w:cnfStyle w:val="000000000000" w:firstRow="0" w:lastRow="0" w:firstColumn="0" w:lastColumn="0" w:oddVBand="0" w:evenVBand="0" w:oddHBand="0" w:evenHBand="0" w:firstRowFirstColumn="0" w:firstRowLastColumn="0" w:lastRowFirstColumn="0" w:lastRowLastColumn="0"/>
+              <w:rPr>
+                <w:rFonts w:ascii="Calibri" w:eastAsia="KaiTi" w:hAnsi="Calibri" w:cs="Calibri"/>
+                <w:color w:val="000000" w:themeColor="text1"/>
+              </w:rPr>
+            </w:pPr>
+            <w:r>
+              <w:rPr>
+                <w:rFonts w:ascii="Calibri" w:eastAsia="KaiTi" w:hAnsi="Calibri" w:cs="Calibri"/>
+                <w:color w:val="000000" w:themeColor="text1"/>
+              </w:rPr>
+              <w:t>遵循柯克霍夫原则</w:t>
+            </w:r>
+          </w:p>
+        </w:tc>
+      </w:tr>
+      <w:tr>
+        <w:trPr>
+          <w:cnfStyle w:val="000000100000" w:firstRow="0" w:lastRow="0" w:firstColumn="0" w:lastColumn="0" w:oddVBand="0" w:evenVBand="0" w:oddHBand="1" w:evenHBand="0" w:firstRowFirstColumn="0" w:firstRowLastColumn="0" w:lastRowFirstColumn="0" w:lastRowLastColumn="0"/>
+          <w:jc w:val="center"/>
+        </w:trPr>
+        <w:tc>
+          <w:tcPr>
+            <w:cnfStyle w:val="001000000000" w:firstRow="0" w:lastRow="0" w:firstColumn="1" w:lastColumn="0" w:oddVBand="0" w:evenVBand="0" w:oddHBand="0" w:evenHBand="0" w:firstRowFirstColumn="0" w:firstRowLastColumn="0" w:lastRowFirstColumn="0" w:lastRowLastColumn="0"/>
+            <w:tcW w:w="1271" w:type="dxa"/>
+            <w:vAlign w:val="center"/>
+            <w:hideMark/>
+          </w:tcPr>
+          <w:p>
+            <w:pPr>
+              <w:spacing w:line="276" w:lineRule="auto"/>
+              <w:jc w:val="center"/>
+              <w:rPr>
+                <w:rFonts w:ascii="Calibri" w:eastAsia="KaiTi" w:hAnsi="Calibri" w:cs="Calibri"/>
+                <w:i w:val="0"/>
+                <w:iCs w:val="0"/>
+                <w:color w:val="000000" w:themeColor="text1"/>
+              </w:rPr>
+            </w:pPr>
+            <w:r>
+              <w:rPr>
+                <w:rFonts w:ascii="Calibri" w:eastAsia="KaiTi" w:hAnsi="Calibri" w:cs="Calibri"/>
+                <w:b/>
+                <w:bCs/>
+                <w:i w:val="0"/>
+                <w:iCs w:val="0"/>
+                <w:color w:val="000000" w:themeColor="text1"/>
+              </w:rPr>
+              <w:t>核心准则</w:t>
+            </w:r>
+          </w:p>
+        </w:tc>
+        <w:tc>
+          <w:tcPr>
+            <w:tcW w:w="2959" w:type="dxa"/>
+            <w:vAlign w:val="center"/>
+            <w:hideMark/>
+          </w:tcPr>
+          <w:p>
+            <w:pPr>
+              <w:spacing w:line="276" w:lineRule="auto"/>
+              <w:jc w:val="center"/>
+              <w:cnfStyle w:val="000000100000" w:firstRow="0" w:lastRow="0" w:firstColumn="0" w:lastColumn="0" w:oddVBand="0" w:evenVBand="0" w:oddHBand="1" w:evenHBand="0" w:firstRowFirstColumn="0" w:firstRowLastColumn="0" w:lastRowFirstColumn="0" w:lastRowLastColumn="0"/>
+              <w:rPr>
+                <w:rFonts w:ascii="Calibri" w:eastAsia="KaiTi" w:hAnsi="Calibri" w:cs="Calibri"/>
+                <w:color w:val="000000" w:themeColor="text1"/>
+              </w:rPr>
+            </w:pPr>
+            <w:r>
+              <w:rPr>
+                <w:rFonts w:ascii="Calibri" w:eastAsia="KaiTi" w:hAnsi="Calibri" w:cs="Calibri"/>
+                <w:color w:val="000000" w:themeColor="text1"/>
+              </w:rPr>
+              <w:t>相对简单，主要防御人工破解和初级统计分析。</w:t>
+            </w:r>
+          </w:p>
+        </w:tc>
+        <w:tc>
+          <w:tcPr>
+            <w:tcW w:w="0" w:type="auto"/>
+            <w:vAlign w:val="center"/>
+            <w:hideMark/>
+          </w:tcPr>
+          <w:p>
+            <w:pPr>
+              <w:spacing w:line="276" w:lineRule="auto"/>
+              <w:jc w:val="center"/>
+              <w:cnfStyle w:val="000000100000" w:firstRow="0" w:lastRow="0" w:firstColumn="0" w:lastColumn="0" w:oddVBand="0" w:evenVBand="0" w:oddHBand="1" w:evenHBand="0" w:firstRowFirstColumn="0" w:firstRowLastColumn="0" w:lastRowFirstColumn="0" w:lastRowLastColumn="0"/>
+              <w:rPr>
+                <w:rFonts w:ascii="Calibri" w:eastAsia="KaiTi" w:hAnsi="Calibri" w:cs="Calibri" w:hint="eastAsia"/>
+                <w:color w:val="000000" w:themeColor="text1"/>
+              </w:rPr>
+            </w:pPr>
+            <w:r>
+              <w:rPr>
+                <w:rFonts w:ascii="Calibri" w:eastAsia="KaiTi" w:hAnsi="Calibri" w:cs="Calibri"/>
+                <w:color w:val="000000" w:themeColor="text1"/>
+              </w:rPr>
+              <w:t>混淆和扩散</w:t>
+            </w:r>
+          </w:p>
+        </w:tc>
+      </w:tr>
+      <w:tr>
+        <w:trPr>
+          <w:jc w:val="center"/>
+        </w:trPr>
+        <w:tc>
+          <w:tcPr>
+            <w:cnfStyle w:val="001000000000" w:firstRow="0" w:lastRow="0" w:firstColumn="1" w:lastColumn="0" w:oddVBand="0" w:evenVBand="0" w:oddHBand="0" w:evenHBand="0" w:firstRowFirstColumn="0" w:firstRowLastColumn="0" w:lastRowFirstColumn="0" w:lastRowLastColumn="0"/>
+            <w:tcW w:w="1271" w:type="dxa"/>
+            <w:vAlign w:val="center"/>
+            <w:hideMark/>
+          </w:tcPr>
+          <w:p>
+            <w:pPr>
+              <w:spacing w:line="276" w:lineRule="auto"/>
+              <w:jc w:val="center"/>
+              <w:rPr>
+                <w:rFonts w:ascii="Calibri" w:eastAsia="KaiTi" w:hAnsi="Calibri" w:cs="Calibri"/>
+                <w:i w:val="0"/>
+                <w:iCs w:val="0"/>
+                <w:color w:val="000000" w:themeColor="text1"/>
+              </w:rPr>
+            </w:pPr>
+            <w:r>
+              <w:rPr>
+                <w:rFonts w:ascii="Calibri" w:eastAsia="KaiTi" w:hAnsi="Calibri" w:cs="Calibri"/>
+                <w:b/>
+                <w:bCs/>
+                <w:i w:val="0"/>
+                <w:iCs w:val="0"/>
+                <w:color w:val="000000" w:themeColor="text1"/>
+              </w:rPr>
+              <w:t>实现方式</w:t>
+            </w:r>
+          </w:p>
+        </w:tc>
+        <w:tc>
+          <w:tcPr>
+            <w:tcW w:w="2959" w:type="dxa"/>
+            <w:vAlign w:val="center"/>
+            <w:hideMark/>
+          </w:tcPr>
+          <w:p>
+            <w:pPr>
+              <w:spacing w:line="276" w:lineRule="auto"/>
+              <w:jc w:val="center"/>
+              <w:cnfStyle w:val="000000000000" w:firstRow="0" w:lastRow="0" w:firstColumn="0" w:lastColumn="0" w:oddVBand="0" w:evenVBand="0" w:oddHBand="0" w:evenHBand="0" w:firstRowFirstColumn="0" w:firstRowLastColumn="0" w:lastRowFirstColumn="0" w:lastRowLastColumn="0"/>
+              <w:rPr>
+                <w:rFonts w:ascii="Calibri" w:eastAsia="KaiTi" w:hAnsi="Calibri" w:cs="Calibri" w:hint="eastAsia"/>
+                <w:color w:val="000000" w:themeColor="text1"/>
+              </w:rPr>
+            </w:pPr>
+            <w:r>
+              <w:rPr>
+                <w:rFonts w:ascii="Calibri" w:eastAsia="KaiTi" w:hAnsi="Calibri" w:cs="Calibri"/>
+                <w:color w:val="000000" w:themeColor="text1"/>
+              </w:rPr>
+              <w:t>人工</w:t>
+            </w:r>
+            <w:r>
+              <w:rPr>
+                <w:rFonts w:ascii="Calibri" w:eastAsia="KaiTi" w:hAnsi="Calibri" w:cs="Calibri" w:hint="eastAsia"/>
+                <w:color w:val="000000" w:themeColor="text1"/>
+              </w:rPr>
+              <w:t>计算</w:t>
+            </w:r>
+            <w:r>
+              <w:rPr>
+                <w:rFonts w:ascii="Calibri" w:eastAsia="KaiTi" w:hAnsi="Calibri" w:cs="Calibri" w:hint="eastAsia"/>
+                <w:color w:val="000000" w:themeColor="text1"/>
+              </w:rPr>
+              <w:t>/</w:t>
+            </w:r>
+            <w:r>
+              <w:rPr>
+                <w:rFonts w:ascii="Calibri" w:eastAsia="KaiTi" w:hAnsi="Calibri" w:cs="Calibri"/>
+                <w:color w:val="000000" w:themeColor="text1"/>
+              </w:rPr>
+              <w:t>简单机械装置</w:t>
+            </w:r>
+          </w:p>
+        </w:tc>
+        <w:tc>
+          <w:tcPr>
+            <w:tcW w:w="0" w:type="auto"/>
+            <w:vAlign w:val="center"/>
+            <w:hideMark/>
+          </w:tcPr>
+          <w:p>
+            <w:pPr>
+              <w:spacing w:line="276" w:lineRule="auto"/>
+              <w:jc w:val="center"/>
+              <w:cnfStyle w:val="000000000000" w:firstRow="0" w:lastRow="0" w:firstColumn="0" w:lastColumn="0" w:oddVBand="0" w:evenVBand="0" w:oddHBand="0" w:evenHBand="0" w:firstRowFirstColumn="0" w:firstRowLastColumn="0" w:lastRowFirstColumn="0" w:lastRowLastColumn="0"/>
+              <w:rPr>
+                <w:rFonts w:ascii="Calibri" w:eastAsia="KaiTi" w:hAnsi="Calibri" w:cs="Calibri" w:hint="eastAsia"/>
+                <w:color w:val="000000" w:themeColor="text1"/>
+              </w:rPr>
+            </w:pPr>
+            <w:r>
+              <w:rPr>
+                <w:rFonts w:ascii="Calibri" w:eastAsia="KaiTi" w:hAnsi="Calibri" w:cs="Calibri"/>
+                <w:color w:val="000000" w:themeColor="text1"/>
+              </w:rPr>
+              <w:t>计算机</w:t>
+            </w:r>
+            <w:r>
+              <w:rPr>
+                <w:rFonts w:ascii="Calibri" w:eastAsia="KaiTi" w:hAnsi="Calibri" w:cs="Calibri" w:hint="eastAsia"/>
+                <w:color w:val="000000" w:themeColor="text1"/>
+              </w:rPr>
+              <w:t>处理计算</w:t>
+            </w:r>
+          </w:p>
+        </w:tc>
+      </w:tr>
+      <w:tr>
+        <w:trPr>
+          <w:cnfStyle w:val="000000100000" w:firstRow="0" w:lastRow="0" w:firstColumn="0" w:lastColumn="0" w:oddVBand="0" w:evenVBand="0" w:oddHBand="1" w:evenHBand="0" w:firstRowFirstColumn="0" w:firstRowLastColumn="0" w:lastRowFirstColumn="0" w:lastRowLastColumn="0"/>
+          <w:jc w:val="center"/>
+        </w:trPr>
+        <w:tc>
+          <w:tcPr>
+            <w:cnfStyle w:val="001000000000" w:firstRow="0" w:lastRow="0" w:firstColumn="1" w:lastColumn="0" w:oddVBand="0" w:evenVBand="0" w:oddHBand="0" w:evenHBand="0" w:firstRowFirstColumn="0" w:firstRowLastColumn="0" w:lastRowFirstColumn="0" w:lastRowLastColumn="0"/>
+            <w:tcW w:w="1271" w:type="dxa"/>
+            <w:vAlign w:val="center"/>
+            <w:hideMark/>
+          </w:tcPr>
+          <w:p>
+            <w:pPr>
+              <w:spacing w:line="276" w:lineRule="auto"/>
+              <w:jc w:val="center"/>
+              <w:rPr>
+                <w:rFonts w:ascii="Calibri" w:eastAsia="KaiTi" w:hAnsi="Calibri" w:cs="Calibri"/>
+                <w:i w:val="0"/>
+                <w:iCs w:val="0"/>
+                <w:color w:val="000000" w:themeColor="text1"/>
+              </w:rPr>
+            </w:pPr>
+            <w:r>
+              <w:rPr>
+                <w:rFonts w:ascii="Calibri" w:eastAsia="KaiTi" w:hAnsi="Calibri" w:cs="Calibri"/>
+                <w:b/>
+                <w:bCs/>
+                <w:i w:val="0"/>
+                <w:iCs w:val="0"/>
+                <w:color w:val="000000" w:themeColor="text1"/>
+              </w:rPr>
+              <w:t>抗攻击能力</w:t>
+            </w:r>
+          </w:p>
+        </w:tc>
+        <w:tc>
+          <w:tcPr>
+            <w:tcW w:w="2959" w:type="dxa"/>
+            <w:vAlign w:val="center"/>
+            <w:hideMark/>
+          </w:tcPr>
+          <w:p>
+            <w:pPr>
+              <w:spacing w:line="276" w:lineRule="auto"/>
+              <w:jc w:val="center"/>
+              <w:cnfStyle w:val="000000100000" w:firstRow="0" w:lastRow="0" w:firstColumn="0" w:lastColumn="0" w:oddVBand="0" w:evenVBand="0" w:oddHBand="1" w:evenHBand="0" w:firstRowFirstColumn="0" w:firstRowLastColumn="0" w:lastRowFirstColumn="0" w:lastRowLastColumn="0"/>
+              <w:rPr>
+                <w:rFonts w:ascii="Calibri" w:eastAsia="KaiTi" w:hAnsi="Calibri" w:cs="Calibri" w:hint="eastAsia"/>
+                <w:color w:val="000000" w:themeColor="text1"/>
+              </w:rPr>
+            </w:pPr>
+            <w:r>
+              <w:rPr>
+                <w:rFonts w:ascii="Calibri" w:eastAsia="KaiTi" w:hAnsi="Calibri" w:cs="Calibri" w:hint="eastAsia"/>
+                <w:color w:val="000000" w:themeColor="text1"/>
+              </w:rPr>
+              <w:t>大多</w:t>
+            </w:r>
+            <w:r>
+              <w:rPr>
+                <w:rFonts w:ascii="Calibri" w:eastAsia="KaiTi" w:hAnsi="Calibri" w:cs="Calibri"/>
+                <w:color w:val="000000" w:themeColor="text1"/>
+              </w:rPr>
+              <w:t>易受频率分析攻击</w:t>
+            </w:r>
+          </w:p>
+        </w:tc>
+        <w:tc>
+          <w:tcPr>
+            <w:tcW w:w="0" w:type="auto"/>
+            <w:vAlign w:val="center"/>
+            <w:hideMark/>
+          </w:tcPr>
+          <w:p>
+            <w:pPr>
+              <w:spacing w:line="276" w:lineRule="auto"/>
+              <w:jc w:val="center"/>
+              <w:cnfStyle w:val="000000100000" w:firstRow="0" w:lastRow="0" w:firstColumn="0" w:lastColumn="0" w:oddVBand="0" w:evenVBand="0" w:oddHBand="1" w:evenHBand="0" w:firstRowFirstColumn="0" w:firstRowLastColumn="0" w:lastRowFirstColumn="0" w:lastRowLastColumn="0"/>
+              <w:rPr>
+                <w:rFonts w:ascii="Calibri" w:eastAsia="KaiTi" w:hAnsi="Calibri" w:cs="Calibri" w:hint="eastAsia"/>
+                <w:color w:val="000000" w:themeColor="text1"/>
+              </w:rPr>
+            </w:pPr>
+            <w:r>
+              <w:rPr>
+                <w:rFonts w:ascii="Calibri" w:eastAsia="KaiTi" w:hAnsi="Calibri" w:cs="Calibri"/>
+                <w:color w:val="000000" w:themeColor="text1"/>
+              </w:rPr>
+              <w:t>抗统计分析和穷举攻击能力</w:t>
+            </w:r>
+            <w:r>
+              <w:rPr>
+                <w:rFonts w:ascii="Calibri" w:eastAsia="KaiTi" w:hAnsi="Calibri" w:cs="Calibri" w:hint="eastAsia"/>
+                <w:color w:val="000000" w:themeColor="text1"/>
+              </w:rPr>
+              <w:t>（</w:t>
+            </w:r>
+            <w:r>
+              <w:rPr>
+                <w:rFonts w:ascii="Calibri" w:eastAsia="KaiTi" w:hAnsi="Calibri" w:cs="Calibri"/>
+                <w:color w:val="000000" w:themeColor="text1"/>
+              </w:rPr>
+              <w:t>雪崩效应</w:t>
+            </w:r>
+            <w:r>
+              <w:rPr>
+                <w:rFonts w:ascii="Calibri" w:eastAsia="KaiTi" w:hAnsi="Calibri" w:cs="Calibri" w:hint="eastAsia"/>
+                <w:color w:val="000000" w:themeColor="text1"/>
+              </w:rPr>
+              <w:t>）</w:t>
+            </w:r>
+          </w:p>
+        </w:tc>
+      </w:tr>
+    </w:tbl>
+    <w:p>
+      <w:pPr>
+        <w:pStyle w:val="ListParagraph"/>
+        <w:numPr>
+          <w:ilvl w:val="0"/>
           <w:numId w:val="1"/>
         </w:numPr>
         <w:spacing w:line="276" w:lineRule="auto"/>
@@ -2017,7 +2627,7 @@
       <w:pPr>
         <w:spacing w:line="276" w:lineRule="auto"/>
         <w:rPr>
-          <w:rFonts w:ascii="Calibri" w:eastAsia="KaiTi" w:hAnsi="Calibri" w:cs="Calibri" w:hint="eastAsia"/>
+          <w:rFonts w:ascii="Calibri" w:eastAsia="KaiTi" w:hAnsi="Calibri" w:cs="Calibri"/>
           <w:b/>
           <w:bCs/>
           <w:color w:val="0070C0"/>
@@ -2029,13 +2639,14 @@
           <w:rFonts w:ascii="Calibri" w:eastAsia="KaiTi" w:hAnsi="Calibri" w:cs="Calibri"/>
           <w:b/>
           <w:bCs/>
+          <w:noProof/>
           <w:color w:val="0070C0"/>
           <w:lang w:val="en-US"/>
         </w:rPr>
         <w:drawing>
           <wp:inline distT="0" distB="0" distL="0" distR="0" wp14:anchorId="4E2DE67A" wp14:editId="51EFB76D">
-            <wp:extent cx="4539978" cy="4162425"/>
-            <wp:effectExtent l="0" t="0" r="0" b="3175"/>
+            <wp:extent cx="3635875" cy="3333509"/>
+            <wp:effectExtent l="0" t="0" r="0" b="0"/>
             <wp:docPr id="1924574422" name="Picture 1"/>
             <wp:cNvGraphicFramePr>
               <a:graphicFrameLocks xmlns:a="http://schemas.openxmlformats.org/drawingml/2006/main" noChangeAspect="1"/>
@@ -2057,7 +2668,7 @@
                   <pic:spPr bwMode="auto">
                     <a:xfrm>
                       <a:off x="0" y="0"/>
-                      <a:ext cx="4604649" cy="4221718"/>
+                      <a:ext cx="3721323" cy="3411851"/>
                     </a:xfrm>
                     <a:prstGeom prst="rect">
                       <a:avLst/>
@@ -2096,14 +2707,396 @@
       </w:pPr>
       <w:r>
         <w:rPr>
-          <w:rFonts w:ascii="Calibri" w:eastAsia="KaiTi" w:hAnsi="Calibri" w:cs="Calibri"/>
+          <w:rFonts w:ascii="Calibri" w:eastAsia="KaiTi" w:hAnsi="Calibri" w:cs="Calibri" w:hint="eastAsia"/>
           <w:b/>
           <w:bCs/>
           <w:color w:val="0070C0"/>
           <w:lang w:val="en-US"/>
         </w:rPr>
+        <w:t>置换</w:t>
+      </w:r>
+      <w:r>
+        <w:rPr>
+          <w:rFonts w:ascii="Calibri" w:eastAsia="KaiTi" w:hAnsi="Calibri" w:cs="Calibri"/>
+          <w:b/>
+          <w:bCs/>
+          <w:color w:val="0070C0"/>
+          <w:lang w:val="en-US"/>
+        </w:rPr>
+        <w:t>加密的原理和实现</w:t>
+      </w:r>
+    </w:p>
+    <w:p>
+      <w:pPr>
+        <w:pStyle w:val="ListParagraph"/>
+        <w:numPr>
+          <w:ilvl w:val="0"/>
+          <w:numId w:val="14"/>
+        </w:numPr>
+        <w:spacing w:line="276" w:lineRule="auto"/>
+        <w:rPr>
+          <w:rFonts w:ascii="Calibri" w:eastAsia="KaiTi" w:hAnsi="Calibri" w:cs="Calibri"/>
+          <w:color w:val="000000" w:themeColor="text1"/>
+          <w:lang w:val="en-US"/>
+        </w:rPr>
+      </w:pPr>
+      <w:r>
+        <w:rPr>
+          <w:rFonts w:ascii="Calibri" w:eastAsia="KaiTi" w:hAnsi="Calibri" w:cs="Calibri" w:hint="eastAsia"/>
+          <w:color w:val="000000" w:themeColor="text1"/>
+          <w:lang w:val="en-US"/>
+        </w:rPr>
+        <w:t>换位密码</w:t>
+      </w:r>
+    </w:p>
+    <w:p>
+      <w:pPr>
+        <w:pStyle w:val="ListParagraph"/>
+        <w:numPr>
+          <w:ilvl w:val="1"/>
+          <w:numId w:val="14"/>
+        </w:numPr>
+        <w:spacing w:line="276" w:lineRule="auto"/>
+        <w:rPr>
+          <w:rFonts w:ascii="Calibri" w:eastAsia="KaiTi" w:hAnsi="Calibri" w:cs="Calibri"/>
+          <w:color w:val="000000" w:themeColor="text1"/>
+          <w:lang w:val="en-US"/>
+        </w:rPr>
+      </w:pPr>
+      <w:r>
+        <w:rPr>
+          <w:rFonts w:ascii="Calibri" w:eastAsia="KaiTi" w:hAnsi="Calibri" w:cs="Calibri" w:hint="eastAsia"/>
+          <w:color w:val="000000" w:themeColor="text1"/>
+          <w:lang w:val="en-US"/>
+        </w:rPr>
+        <w:t>加密时将</w:t>
+      </w:r>
+      <w:r>
+        <w:rPr>
+          <w:rFonts w:ascii="Calibri" w:eastAsia="KaiTi" w:hAnsi="Calibri" w:cs="Calibri"/>
+          <w:color w:val="000000" w:themeColor="text1"/>
+          <w:lang w:val="en-US"/>
+        </w:rPr>
+        <w:t>明文按行写入</w:t>
+      </w:r>
+      <w:r>
+        <w:rPr>
+          <w:rFonts w:ascii="Calibri" w:eastAsia="KaiTi" w:hAnsi="Calibri" w:cs="Calibri" w:hint="eastAsia"/>
+          <w:color w:val="000000" w:themeColor="text1"/>
+          <w:lang w:val="en-US"/>
+        </w:rPr>
+        <w:t>，</w:t>
+      </w:r>
+      <w:r>
+        <w:rPr>
+          <w:rFonts w:ascii="Calibri" w:eastAsia="KaiTi" w:hAnsi="Calibri" w:cs="Calibri"/>
+          <w:color w:val="000000" w:themeColor="text1"/>
+          <w:lang w:val="en-US"/>
+        </w:rPr>
+        <w:t>按列读出</w:t>
+      </w:r>
+    </w:p>
+    <w:p>
+      <w:pPr>
+        <w:pStyle w:val="ListParagraph"/>
+        <w:numPr>
+          <w:ilvl w:val="1"/>
+          <w:numId w:val="14"/>
+        </w:numPr>
+        <w:spacing w:line="276" w:lineRule="auto"/>
+        <w:rPr>
+          <w:rFonts w:ascii="Calibri" w:eastAsia="KaiTi" w:hAnsi="Calibri" w:cs="Calibri"/>
+          <w:color w:val="000000" w:themeColor="text1"/>
+          <w:lang w:val="en-US"/>
+        </w:rPr>
+      </w:pPr>
+      <w:r>
+        <w:rPr>
+          <w:rFonts w:ascii="Calibri" w:eastAsia="KaiTi" w:hAnsi="Calibri" w:cs="Calibri"/>
+          <w:color w:val="000000" w:themeColor="text1"/>
+          <w:lang w:val="en-US"/>
+        </w:rPr>
         <w:t>﻿</w:t>
       </w:r>
+      <w:r>
+        <w:rPr>
+          <w:rFonts w:ascii="Calibri" w:eastAsia="KaiTi" w:hAnsi="Calibri" w:cs="Calibri"/>
+          <w:color w:val="000000" w:themeColor="text1"/>
+          <w:lang w:val="en-US"/>
+        </w:rPr>
+        <w:t>密钥</w:t>
+      </w:r>
+      <w:r>
+        <w:rPr>
+          <w:rFonts w:ascii="Calibri" w:eastAsia="KaiTi" w:hAnsi="Calibri" w:cs="Calibri" w:hint="eastAsia"/>
+          <w:color w:val="000000" w:themeColor="text1"/>
+          <w:lang w:val="en-US"/>
+        </w:rPr>
+        <w:t>：</w:t>
+      </w:r>
+      <w:r>
+        <w:rPr>
+          <w:rFonts w:ascii="Calibri" w:eastAsia="KaiTi" w:hAnsi="Calibri" w:cs="Calibri"/>
+          <w:color w:val="000000" w:themeColor="text1"/>
+          <w:lang w:val="en-US"/>
+        </w:rPr>
+        <w:t>﻿</w:t>
+      </w:r>
+      <w:r>
+        <w:rPr>
+          <w:rFonts w:ascii="Calibri" w:eastAsia="KaiTi" w:hAnsi="Calibri" w:cs="Calibri"/>
+          <w:color w:val="000000" w:themeColor="text1"/>
+          <w:lang w:val="en-US"/>
+        </w:rPr>
+        <w:t>行</w:t>
+      </w:r>
+      <w:r>
+        <w:rPr>
+          <w:rFonts w:ascii="Calibri" w:eastAsia="KaiTi" w:hAnsi="Calibri" w:cs="Calibri" w:hint="eastAsia"/>
+          <w:color w:val="000000" w:themeColor="text1"/>
+          <w:lang w:val="en-US"/>
+        </w:rPr>
+        <w:t>数</w:t>
+      </w:r>
+      <w:r>
+        <w:rPr>
+          <w:rFonts w:ascii="Calibri" w:eastAsia="KaiTi" w:hAnsi="Calibri" w:cs="Calibri" w:hint="eastAsia"/>
+          <w:color w:val="000000" w:themeColor="text1"/>
+          <w:lang w:val="en-US"/>
+        </w:rPr>
+        <w:t>，</w:t>
+      </w:r>
+      <w:r>
+        <w:rPr>
+          <w:rFonts w:ascii="Calibri" w:eastAsia="KaiTi" w:hAnsi="Calibri" w:cs="Calibri"/>
+          <w:color w:val="000000" w:themeColor="text1"/>
+          <w:lang w:val="en-US"/>
+        </w:rPr>
+        <w:t>列</w:t>
+      </w:r>
+      <w:r>
+        <w:rPr>
+          <w:rFonts w:ascii="Calibri" w:eastAsia="KaiTi" w:hAnsi="Calibri" w:cs="Calibri" w:hint="eastAsia"/>
+          <w:color w:val="000000" w:themeColor="text1"/>
+          <w:lang w:val="en-US"/>
+        </w:rPr>
+        <w:t>数</w:t>
+      </w:r>
+      <w:r>
+        <w:rPr>
+          <w:rFonts w:ascii="Calibri" w:eastAsia="KaiTi" w:hAnsi="Calibri" w:cs="Calibri" w:hint="eastAsia"/>
+          <w:color w:val="000000" w:themeColor="text1"/>
+          <w:lang w:val="en-US"/>
+        </w:rPr>
+        <w:t>，</w:t>
+      </w:r>
+      <w:r>
+        <w:rPr>
+          <w:rFonts w:ascii="Calibri" w:eastAsia="KaiTi" w:hAnsi="Calibri" w:cs="Calibri"/>
+          <w:color w:val="000000" w:themeColor="text1"/>
+          <w:lang w:val="en-US"/>
+        </w:rPr>
+        <w:t>读出顺序</w:t>
+      </w:r>
+    </w:p>
+    <w:p>
+      <w:pPr>
+        <w:pStyle w:val="ListParagraph"/>
+        <w:numPr>
+          <w:ilvl w:val="1"/>
+          <w:numId w:val="14"/>
+        </w:numPr>
+        <w:spacing w:line="276" w:lineRule="auto"/>
+        <w:rPr>
+          <w:rFonts w:ascii="Calibri" w:eastAsia="KaiTi" w:hAnsi="Calibri" w:cs="Calibri"/>
+          <w:color w:val="000000" w:themeColor="text1"/>
+          <w:lang w:val="en-US"/>
+        </w:rPr>
+      </w:pPr>
+      <w:r>
+        <w:rPr>
+          <w:rFonts w:ascii="Calibri" w:eastAsia="KaiTi" w:hAnsi="Calibri" w:cs="Calibri"/>
+          <w:color w:val="000000" w:themeColor="text1"/>
+          <w:lang w:val="en-US"/>
+        </w:rPr>
+        <w:t>﻿</w:t>
+      </w:r>
+      <w:r>
+        <w:rPr>
+          <w:rFonts w:ascii="Calibri" w:eastAsia="KaiTi" w:hAnsi="Calibri" w:cs="Calibri"/>
+          <w:color w:val="000000" w:themeColor="text1"/>
+          <w:lang w:val="en-US"/>
+        </w:rPr>
+        <w:t>完全保留字符的统计信息</w:t>
+      </w:r>
+      <w:r>
+        <w:rPr>
+          <w:rFonts w:ascii="Calibri" w:eastAsia="KaiTi" w:hAnsi="Calibri" w:cs="Calibri" w:hint="eastAsia"/>
+          <w:color w:val="000000" w:themeColor="text1"/>
+          <w:lang w:val="en-US"/>
+        </w:rPr>
+        <w:t>，可</w:t>
+      </w:r>
+      <w:r>
+        <w:rPr>
+          <w:rFonts w:ascii="Calibri" w:eastAsia="KaiTi" w:hAnsi="Calibri" w:cs="Calibri" w:hint="eastAsia"/>
+          <w:color w:val="000000" w:themeColor="text1"/>
+          <w:lang w:val="en-US"/>
+        </w:rPr>
+        <w:t>﻿</w:t>
+      </w:r>
+      <w:r>
+        <w:rPr>
+          <w:rFonts w:ascii="Calibri" w:eastAsia="KaiTi" w:hAnsi="Calibri" w:cs="Calibri"/>
+          <w:color w:val="000000" w:themeColor="text1"/>
+          <w:lang w:val="en-US"/>
+        </w:rPr>
+        <w:t>使用多轮加密可提高安全性</w:t>
+      </w:r>
+    </w:p>
+    <w:p>
+      <w:pPr>
+        <w:spacing w:line="276" w:lineRule="auto"/>
+        <w:ind w:left="440"/>
+        <w:rPr>
+          <w:rFonts w:ascii="Calibri" w:eastAsia="KaiTi" w:hAnsi="Calibri" w:cs="Calibri" w:hint="eastAsia"/>
+          <w:color w:val="000000" w:themeColor="text1"/>
+          <w:lang w:val="en-US"/>
+        </w:rPr>
+      </w:pPr>
+      <w:r>
+        <w:rPr>
+          <w:lang w:val="en-US"/>
+        </w:rPr>
+        <w:drawing>
+          <wp:inline distT="0" distB="0" distL="0" distR="0" wp14:anchorId="418650D4" wp14:editId="58D7AF4E">
+            <wp:extent cx="2986268" cy="1009849"/>
+            <wp:effectExtent l="0" t="0" r="0" b="6350"/>
+            <wp:docPr id="601787162" name="Picture 1"/>
+            <wp:cNvGraphicFramePr>
+              <a:graphicFrameLocks xmlns:a="http://schemas.openxmlformats.org/drawingml/2006/main" noChangeAspect="1"/>
+            </wp:cNvGraphicFramePr>
+            <a:graphic xmlns:a="http://schemas.openxmlformats.org/drawingml/2006/main">
+              <a:graphicData uri="http://schemas.openxmlformats.org/drawingml/2006/picture">
+                <pic:pic xmlns:pic="http://schemas.openxmlformats.org/drawingml/2006/picture">
+                  <pic:nvPicPr>
+                    <pic:cNvPr id="601787162" name=""/>
+                    <pic:cNvPicPr/>
+                  </pic:nvPicPr>
+                  <pic:blipFill>
+                    <a:blip r:embed="rId6"/>
+                    <a:stretch>
+                      <a:fillRect/>
+                    </a:stretch>
+                  </pic:blipFill>
+                  <pic:spPr>
+                    <a:xfrm>
+                      <a:off x="0" y="0"/>
+                      <a:ext cx="3037425" cy="1027148"/>
+                    </a:xfrm>
+                    <a:prstGeom prst="rect">
+                      <a:avLst/>
+                    </a:prstGeom>
+                  </pic:spPr>
+                </pic:pic>
+              </a:graphicData>
+            </a:graphic>
+          </wp:inline>
+        </w:drawing>
+      </w:r>
+    </w:p>
+    <w:p>
+      <w:pPr>
+        <w:pStyle w:val="ListParagraph"/>
+        <w:numPr>
+          <w:ilvl w:val="0"/>
+          <w:numId w:val="14"/>
+        </w:numPr>
+        <w:spacing w:line="276" w:lineRule="auto"/>
+        <w:rPr>
+          <w:rFonts w:ascii="Calibri" w:eastAsia="KaiTi" w:hAnsi="Calibri" w:cs="Calibri" w:hint="eastAsia"/>
+          <w:color w:val="000000" w:themeColor="text1"/>
+          <w:lang w:val="en-US"/>
+        </w:rPr>
+      </w:pPr>
+      <w:r>
+        <w:rPr>
+          <w:rFonts w:ascii="Calibri" w:eastAsia="KaiTi" w:hAnsi="Calibri" w:cs="Calibri" w:hint="eastAsia"/>
+          <w:color w:val="000000" w:themeColor="text1"/>
+          <w:lang w:val="en-US"/>
+        </w:rPr>
+        <w:t>更一般的置换密码</w:t>
+      </w:r>
+      <w:r>
+        <w:rPr>
+          <w:rFonts w:ascii="Calibri" w:eastAsia="KaiTi" w:hAnsi="Calibri" w:cs="Calibri" w:hint="eastAsia"/>
+          <w:color w:val="000000" w:themeColor="text1"/>
+          <w:lang w:val="en-US"/>
+        </w:rPr>
+        <w:t>：通过定义置换</w:t>
+      </w:r>
+      <m:oMath>
+        <m:r>
+          <m:rPr>
+            <m:sty m:val="p"/>
+          </m:rPr>
+          <w:rPr>
+            <w:rFonts w:ascii="Cambria Math" w:eastAsia="KaiTi" w:hAnsi="Cambria Math" w:cs="Calibri"/>
+            <w:color w:val="000000" w:themeColor="text1"/>
+            <w:lang w:val="en-US"/>
+          </w:rPr>
+          <m:t>π</m:t>
+        </m:r>
+      </m:oMath>
+      <w:r>
+        <w:rPr>
+          <w:rFonts w:ascii="Calibri" w:eastAsia="KaiTi" w:hAnsi="Calibri" w:cs="Calibri" w:hint="eastAsia"/>
+          <w:color w:val="000000" w:themeColor="text1"/>
+          <w:lang w:val="en-US"/>
+        </w:rPr>
+        <w:t>实现</w:t>
+      </w:r>
+    </w:p>
+    <w:p>
+      <w:pPr>
+        <w:spacing w:line="276" w:lineRule="auto"/>
+        <w:rPr>
+          <w:rFonts w:ascii="Calibri" w:eastAsia="KaiTi" w:hAnsi="Calibri" w:cs="Calibri" w:hint="eastAsia"/>
+          <w:b/>
+          <w:bCs/>
+          <w:color w:val="0070C0"/>
+          <w:lang w:val="en-US"/>
+        </w:rPr>
+      </w:pPr>
+    </w:p>
+    <w:p>
+      <w:pPr>
+        <w:spacing w:line="276" w:lineRule="auto"/>
+        <w:rPr>
+          <w:rFonts w:ascii="Calibri" w:eastAsia="KaiTi" w:hAnsi="Calibri" w:cs="Calibri" w:hint="eastAsia"/>
+          <w:b/>
+          <w:bCs/>
+          <w:color w:val="0070C0"/>
+          <w:lang w:val="en-US"/>
+        </w:rPr>
+      </w:pPr>
+    </w:p>
+    <w:p>
+      <w:pPr>
+        <w:pStyle w:val="ListParagraph"/>
+        <w:numPr>
+          <w:ilvl w:val="0"/>
+          <w:numId w:val="1"/>
+        </w:numPr>
+        <w:spacing w:line="276" w:lineRule="auto"/>
+        <w:rPr>
+          <w:rFonts w:ascii="Calibri" w:eastAsia="KaiTi" w:hAnsi="Calibri" w:cs="Calibri"/>
+          <w:b/>
+          <w:bCs/>
+          <w:color w:val="0070C0"/>
+          <w:lang w:val="en-US"/>
+        </w:rPr>
+      </w:pPr>
       <w:r>
         <w:rPr>
           <w:rFonts w:ascii="Calibri" w:eastAsia="KaiTi" w:hAnsi="Calibri" w:cs="Calibri"/>
@@ -2234,7 +3227,7 @@
         </w:numPr>
         <w:spacing w:line="276" w:lineRule="auto"/>
         <w:rPr>
-          <w:rFonts w:ascii="Calibri" w:eastAsia="KaiTi" w:hAnsi="Calibri" w:cs="Calibri"/>
+          <w:rFonts w:ascii="Calibri" w:eastAsia="KaiTi" w:hAnsi="Calibri" w:cs="Calibri" w:hint="eastAsia"/>
           <w:color w:val="000000" w:themeColor="text1"/>
           <w:lang w:val="en-US"/>
         </w:rPr>
@@ -2265,7 +3258,7 @@
         </w:numPr>
         <w:spacing w:line="276" w:lineRule="auto"/>
         <w:rPr>
-          <w:rFonts w:ascii="Calibri" w:eastAsia="KaiTi" w:hAnsi="Calibri" w:cs="Calibri" w:hint="eastAsia"/>
+          <w:rFonts w:ascii="Calibri" w:eastAsia="KaiTi" w:hAnsi="Calibri" w:cs="Calibri"/>
           <w:color w:val="000000" w:themeColor="text1"/>
           <w:lang w:val="en-US"/>
         </w:rPr>
@@ -2317,6 +3310,59 @@
           <w:lang w:val="en-US"/>
         </w:rPr>
         <w:t>密码</w:t>
+      </w:r>
+    </w:p>
+    <w:p>
+      <w:pPr>
+        <w:spacing w:line="276" w:lineRule="auto"/>
+        <w:jc w:val="center"/>
+        <w:rPr>
+          <w:rFonts w:ascii="Calibri" w:eastAsia="KaiTi" w:hAnsi="Calibri" w:cs="Calibri"/>
+          <w:color w:val="000000" w:themeColor="text1"/>
+          <w:lang w:val="en-US"/>
+        </w:rPr>
+      </w:pPr>
+      <w:r>
+        <w:rPr>
+          <w:rFonts w:ascii="Calibri" w:eastAsia="KaiTi" w:hAnsi="Calibri" w:cs="Calibri"/>
+          <w:color w:val="000000" w:themeColor="text1"/>
+          <w:lang w:val="en-US"/>
+        </w:rPr>
+        <w:drawing>
+          <wp:inline distT="0" distB="0" distL="0" distR="0" wp14:anchorId="643BA7D6" wp14:editId="747CFE56">
+            <wp:extent cx="5731510" cy="4450080"/>
+            <wp:effectExtent l="0" t="0" r="0" b="1270"/>
+            <wp:docPr id="2090897074" name="Picture 1"/>
+            <wp:cNvGraphicFramePr>
+              <a:graphicFrameLocks xmlns:a="http://schemas.openxmlformats.org/drawingml/2006/main" noChangeAspect="1"/>
+            </wp:cNvGraphicFramePr>
+            <a:graphic xmlns:a="http://schemas.openxmlformats.org/drawingml/2006/main">
+              <a:graphicData uri="http://schemas.openxmlformats.org/drawingml/2006/picture">
+                <pic:pic xmlns:pic="http://schemas.openxmlformats.org/drawingml/2006/picture">
+                  <pic:nvPicPr>
+                    <pic:cNvPr id="2090897074" name=""/>
+                    <pic:cNvPicPr/>
+                  </pic:nvPicPr>
+                  <pic:blipFill>
+                    <a:blip r:embed="rId7"/>
+                    <a:stretch>
+                      <a:fillRect/>
+                    </a:stretch>
+                  </pic:blipFill>
+                  <pic:spPr>
+                    <a:xfrm>
+                      <a:off x="0" y="0"/>
+                      <a:ext cx="5731510" cy="4450080"/>
+                    </a:xfrm>
+                    <a:prstGeom prst="rect">
+                      <a:avLst/>
+                    </a:prstGeom>
+                  </pic:spPr>
+                </pic:pic>
+              </a:graphicData>
+            </a:graphic>
+          </wp:inline>
+        </w:drawing>
       </w:r>
     </w:p>
     <w:p>
@@ -2328,7 +3374,7 @@
         </w:numPr>
         <w:spacing w:line="276" w:lineRule="auto"/>
         <w:rPr>
-          <w:rFonts w:ascii="Calibri" w:eastAsia="KaiTi" w:hAnsi="Calibri" w:cs="Calibri" w:hint="eastAsia"/>
+          <w:rFonts w:ascii="Calibri" w:eastAsia="KaiTi" w:hAnsi="Calibri" w:cs="Calibri"/>
           <w:color w:val="000000" w:themeColor="text1"/>
           <w:lang w:val="en-US"/>
         </w:rPr>
@@ -2348,66 +3394,93 @@
           <w:lang w:val="en-US"/>
         </w:rPr>
         <w:t>：可以用矩阵描述变换</w:t>
+      </w:r>
+      <w:r>
+        <w:rPr>
+          <w:rFonts w:ascii="Calibri" w:eastAsia="KaiTi" w:hAnsi="Calibri" w:cs="Calibri" w:hint="eastAsia"/>
+          <w:color w:val="000000" w:themeColor="text1"/>
+          <w:lang w:val="en-US"/>
+        </w:rPr>
+        <w:t>，可以</w:t>
+      </w:r>
+      <w:r>
+        <w:rPr>
+          <w:rFonts w:ascii="Calibri" w:eastAsia="KaiTi" w:hAnsi="Calibri" w:cs="Calibri" w:hint="eastAsia"/>
+          <w:color w:val="000000" w:themeColor="text1"/>
+          <w:lang w:val="en-US"/>
+        </w:rPr>
+        <w:t>较好</w:t>
+      </w:r>
+      <w:r>
+        <w:rPr>
+          <w:rFonts w:ascii="Calibri" w:eastAsia="KaiTi" w:hAnsi="Calibri" w:cs="Calibri" w:hint="eastAsia"/>
+          <w:color w:val="000000" w:themeColor="text1"/>
+          <w:lang w:val="en-US"/>
+        </w:rPr>
+        <w:t>隐藏字符的频率信息</w:t>
       </w:r>
     </w:p>
     <w:p>
       <w:pPr>
-        <w:pStyle w:val="ListParagraph"/>
-        <w:numPr>
-          <w:ilvl w:val="0"/>
-          <w:numId w:val="1"/>
-        </w:numPr>
         <w:spacing w:line="276" w:lineRule="auto"/>
-        <w:rPr>
-          <w:rFonts w:ascii="Calibri" w:eastAsia="KaiTi" w:hAnsi="Calibri" w:cs="Calibri"/>
-          <w:b/>
-          <w:bCs/>
-          <w:color w:val="0070C0"/>
-          <w:lang w:val="en-US"/>
-        </w:rPr>
-      </w:pPr>
-      <w:r>
-        <w:rPr>
-          <w:rFonts w:ascii="Calibri" w:eastAsia="KaiTi" w:hAnsi="Calibri" w:cs="Calibri"/>
-          <w:b/>
-          <w:bCs/>
-          <w:color w:val="0070C0"/>
-          <w:lang w:val="en-US"/>
-        </w:rPr>
-        <w:t>﻿</w:t>
-      </w:r>
-      <w:r>
-        <w:rPr>
-          <w:rFonts w:ascii="Calibri" w:eastAsia="KaiTi" w:hAnsi="Calibri" w:cs="Calibri" w:hint="eastAsia"/>
-          <w:b/>
-          <w:bCs/>
-          <w:color w:val="0070C0"/>
-          <w:lang w:val="en-US"/>
-        </w:rPr>
-        <w:t>置换</w:t>
-      </w:r>
-      <w:r>
-        <w:rPr>
-          <w:rFonts w:ascii="Calibri" w:eastAsia="KaiTi" w:hAnsi="Calibri" w:cs="Calibri"/>
-          <w:b/>
-          <w:bCs/>
-          <w:color w:val="0070C0"/>
-          <w:lang w:val="en-US"/>
-        </w:rPr>
-        <w:t>加密的原理和实现</w:t>
-      </w:r>
-    </w:p>
-    <w:p>
-      <w:pPr>
-        <w:spacing w:line="276" w:lineRule="auto"/>
-        <w:rPr>
-          <w:rFonts w:ascii="Calibri" w:eastAsia="KaiTi" w:hAnsi="Calibri" w:cs="Calibri" w:hint="eastAsia"/>
-          <w:b/>
-          <w:bCs/>
-          <w:color w:val="0070C0"/>
-          <w:lang w:val="en-US"/>
-        </w:rPr>
-      </w:pPr>
+        <w:jc w:val="left"/>
+        <w:rPr>
+          <w:rFonts w:ascii="Calibri" w:eastAsia="KaiTi" w:hAnsi="Calibri" w:cs="Calibri" w:hint="eastAsia"/>
+          <w:color w:val="000000" w:themeColor="text1"/>
+          <w:lang w:val="en-US"/>
+        </w:rPr>
+      </w:pPr>
+      <w:r>
+        <w:rPr>
+          <w:rFonts w:ascii="Calibri" w:eastAsia="KaiTi" w:hAnsi="Calibri" w:cs="Calibri"/>
+          <w:color w:val="000000" w:themeColor="text1"/>
+          <w:lang w:val="en-US"/>
+        </w:rPr>
+        <w:drawing>
+          <wp:inline distT="0" distB="0" distL="0" distR="0" wp14:anchorId="1E537983" wp14:editId="0EC235FE">
+            <wp:extent cx="2901356" cy="1956122"/>
+            <wp:effectExtent l="0" t="0" r="0" b="0"/>
+            <wp:docPr id="1832881520" name="Picture 1"/>
+            <wp:cNvGraphicFramePr>
+              <a:graphicFrameLocks xmlns:a="http://schemas.openxmlformats.org/drawingml/2006/main" noChangeAspect="1"/>
+            </wp:cNvGraphicFramePr>
+            <a:graphic xmlns:a="http://schemas.openxmlformats.org/drawingml/2006/main">
+              <a:graphicData uri="http://schemas.openxmlformats.org/drawingml/2006/picture">
+                <pic:pic xmlns:pic="http://schemas.openxmlformats.org/drawingml/2006/picture">
+                  <pic:nvPicPr>
+                    <pic:cNvPr id="1832881520" name=""/>
+                    <pic:cNvPicPr/>
+                  </pic:nvPicPr>
+                  <pic:blipFill rotWithShape="1">
+                    <a:blip r:embed="rId8"/>
+                    <a:srcRect r="1568"/>
+                    <a:stretch>
+                      <a:fillRect/>
+                    </a:stretch>
+                  </pic:blipFill>
+                  <pic:spPr bwMode="auto">
+                    <a:xfrm>
+                      <a:off x="0" y="0"/>
+                      <a:ext cx="2973767" cy="2004942"/>
+                    </a:xfrm>
+                    <a:prstGeom prst="rect">
+                      <a:avLst/>
+                    </a:prstGeom>
+                    <a:ln>
+                      <a:noFill/>
+                    </a:ln>
+                    <a:extLst>
+                      <a:ext uri="{53640926-AAD7-44D8-BBD7-CCE9431645EC}">
+                        <a14:shadowObscured xmlns:a14="http://schemas.microsoft.com/office/drawing/2010/main"/>
+                      </a:ext>
+                    </a:extLst>
+                  </pic:spPr>
+                </pic:pic>
+              </a:graphicData>
+            </a:graphic>
+          </wp:inline>
+        </w:drawing>
+      </w:r>
     </w:p>
     <w:sectPr>
       <w:pgSz w:w="11906" w:h="16838"/>
@@ -2422,6 +3495,119 @@
 <file path=word/numbering.xml><?xml version="1.0" encoding="utf-8"?>
 <w:numbering xmlns:wpc="http://schemas.microsoft.com/office/word/2010/wordprocessingCanvas" xmlns:cx="http://schemas.microsoft.com/office/drawing/2014/chartex" xmlns:cx1="http://schemas.microsoft.com/office/drawing/2015/9/8/chartex" xmlns:cx2="http://schemas.microsoft.com/office/drawing/2015/10/21/chartex" xmlns:cx3="http://schemas.microsoft.com/office/drawing/2016/5/9/chartex" xmlns:cx4="http://schemas.microsoft.com/office/drawing/2016/5/10/chartex" xmlns:cx5="http://schemas.microsoft.com/office/drawing/2016/5/11/chartex" xmlns:cx6="http://schemas.microsoft.com/office/drawing/2016/5/12/chartex" xmlns:cx7="http://schemas.microsoft.com/office/drawing/2016/5/13/chartex" xmlns:cx8="http://schemas.microsoft.com/office/drawing/2016/5/14/chartex" xmlns:mc="http://schemas.openxmlformats.org/markup-compatibility/2006" xmlns:aink="http://schemas.microsoft.com/office/drawing/2016/ink" xmlns:am3d="http://schemas.microsoft.com/office/drawing/2017/model3d" xmlns:o="urn:schemas-microsoft-com:office:office" xmlns:oel="http://schemas.microsoft.com/office/2019/extlst" xmlns:r="http://schemas.openxmlformats.org/officeDocument/2006/relationships" xmlns:m="http://schemas.openxmlformats.org/officeDocument/2006/math" xmlns:v="urn:schemas-microsoft-com:vml" xmlns:wp14="http://schemas.microsoft.com/office/word/2010/wordprocessingDrawing" xmlns:wp="http://schemas.openxmlformats.org/drawingml/2006/wordprocessingDrawing" xmlns:w10="urn:schemas-microsoft-com:office:word" xmlns:w="http://schemas.openxmlformats.org/wordprocessingml/2006/main" xmlns:w14="http://schemas.microsoft.com/office/word/2010/wordml" xmlns:w15="http://schemas.microsoft.com/office/word/2012/wordml" xmlns:w16cex="http://schemas.microsoft.com/office/word/2018/wordml/cex" xmlns:w16cid="http://schemas.microsoft.com/office/word/2016/wordml/cid" xmlns:w16="http://schemas.microsoft.com/office/word/2018/wordml" xmlns:w16du="http://schemas.microsoft.com/office/word/2023/wordml/word16du" xmlns:w16sdtdh="http://schemas.microsoft.com/office/word/2020/wordml/sdtdatahash" xmlns:w16sdtfl="http://schemas.microsoft.com/office/word/2024/wordml/sdtformatlock" xmlns:w16se="http://schemas.microsoft.com/office/word/2015/wordml/symex" xmlns:wpg="http://schemas.microsoft.com/office/word/2010/wordprocessingGroup" xmlns:wpi="http://schemas.microsoft.com/office/word/2010/wordprocessingInk" xmlns:wne="http://schemas.microsoft.com/office/word/2006/wordml" xmlns:wps="http://schemas.microsoft.com/office/word/2010/wordprocessingShape" mc:Ignorable="w14 w15 w16se w16cid w16 w16cex w16sdtdh w16sdtfl w16du wp14">
   <w:abstractNum w:abstractNumId="0" w15:restartNumberingAfterBreak="0">
+    <w:nsid w:val="0F5F5731"/>
+    <w:multiLevelType w:val="hybridMultilevel"/>
+    <w:tmpl w:val="C7C69BEA"/>
+    <w:lvl w:ilvl="0" w:tplc="4EB4C04E">
+      <w:start w:val="1"/>
+      <w:numFmt w:val="bullet"/>
+      <w:lvlText w:val="•"/>
+      <w:lvlJc w:val="left"/>
+      <w:pPr>
+        <w:ind w:left="440" w:hanging="440"/>
+      </w:pPr>
+      <w:rPr>
+        <w:rFonts w:ascii="Wingdings" w:hAnsi="Wingdings" w:hint="default"/>
+      </w:rPr>
+    </w:lvl>
+    <w:lvl w:ilvl="1" w:tplc="04090009">
+      <w:start w:val="1"/>
+      <w:numFmt w:val="bullet"/>
+      <w:lvlText w:val=""/>
+      <w:lvlJc w:val="left"/>
+      <w:pPr>
+        <w:ind w:left="880" w:hanging="440"/>
+      </w:pPr>
+      <w:rPr>
+        <w:rFonts w:ascii="Wingdings" w:hAnsi="Wingdings" w:hint="default"/>
+      </w:rPr>
+    </w:lvl>
+    <w:lvl w:ilvl="2" w:tplc="04090005" w:tentative="1">
+      <w:start w:val="1"/>
+      <w:numFmt w:val="bullet"/>
+      <w:lvlText w:val=""/>
+      <w:lvlJc w:val="left"/>
+      <w:pPr>
+        <w:ind w:left="1320" w:hanging="440"/>
+      </w:pPr>
+      <w:rPr>
+        <w:rFonts w:ascii="Wingdings" w:hAnsi="Wingdings" w:hint="default"/>
+      </w:rPr>
+    </w:lvl>
+    <w:lvl w:ilvl="3" w:tplc="04090001" w:tentative="1">
+      <w:start w:val="1"/>
+      <w:numFmt w:val="bullet"/>
+      <w:lvlText w:val=""/>
+      <w:lvlJc w:val="left"/>
+      <w:pPr>
+        <w:ind w:left="1760" w:hanging="440"/>
+      </w:pPr>
+      <w:rPr>
+        <w:rFonts w:ascii="Wingdings" w:hAnsi="Wingdings" w:hint="default"/>
+      </w:rPr>
+    </w:lvl>
+    <w:lvl w:ilvl="4" w:tplc="04090003" w:tentative="1">
+      <w:start w:val="1"/>
+      <w:numFmt w:val="bullet"/>
+      <w:lvlText w:val=""/>
+      <w:lvlJc w:val="left"/>
+      <w:pPr>
+        <w:ind w:left="2200" w:hanging="440"/>
+      </w:pPr>
+      <w:rPr>
+        <w:rFonts w:ascii="Wingdings" w:hAnsi="Wingdings" w:hint="default"/>
+      </w:rPr>
+    </w:lvl>
+    <w:lvl w:ilvl="5" w:tplc="04090005" w:tentative="1">
+      <w:start w:val="1"/>
+      <w:numFmt w:val="bullet"/>
+      <w:lvlText w:val=""/>
+      <w:lvlJc w:val="left"/>
+      <w:pPr>
+        <w:ind w:left="2640" w:hanging="440"/>
+      </w:pPr>
+      <w:rPr>
+        <w:rFonts w:ascii="Wingdings" w:hAnsi="Wingdings" w:hint="default"/>
+      </w:rPr>
+    </w:lvl>
+    <w:lvl w:ilvl="6" w:tplc="04090001" w:tentative="1">
+      <w:start w:val="1"/>
+      <w:numFmt w:val="bullet"/>
+      <w:lvlText w:val=""/>
+      <w:lvlJc w:val="left"/>
+      <w:pPr>
+        <w:ind w:left="3080" w:hanging="440"/>
+      </w:pPr>
+      <w:rPr>
+        <w:rFonts w:ascii="Wingdings" w:hAnsi="Wingdings" w:hint="default"/>
+      </w:rPr>
+    </w:lvl>
+    <w:lvl w:ilvl="7" w:tplc="04090003" w:tentative="1">
+      <w:start w:val="1"/>
+      <w:numFmt w:val="bullet"/>
+      <w:lvlText w:val=""/>
+      <w:lvlJc w:val="left"/>
+      <w:pPr>
+        <w:ind w:left="3520" w:hanging="440"/>
+      </w:pPr>
+      <w:rPr>
+        <w:rFonts w:ascii="Wingdings" w:hAnsi="Wingdings" w:hint="default"/>
+      </w:rPr>
+    </w:lvl>
+    <w:lvl w:ilvl="8" w:tplc="04090005" w:tentative="1">
+      <w:start w:val="1"/>
+      <w:numFmt w:val="bullet"/>
+      <w:lvlText w:val=""/>
+      <w:lvlJc w:val="left"/>
+      <w:pPr>
+        <w:ind w:left="3960" w:hanging="440"/>
+      </w:pPr>
+      <w:rPr>
+        <w:rFonts w:ascii="Wingdings" w:hAnsi="Wingdings" w:hint="default"/>
+      </w:rPr>
+    </w:lvl>
+  </w:abstractNum>
+  <w:abstractNum w:abstractNumId="1" w15:restartNumberingAfterBreak="0">
     <w:nsid w:val="136253DB"/>
     <w:multiLevelType w:val="hybridMultilevel"/>
     <w:tmpl w:val="233E7AAC"/>
@@ -2534,7 +3720,7 @@
       </w:rPr>
     </w:lvl>
   </w:abstractNum>
-  <w:abstractNum w:abstractNumId="1" w15:restartNumberingAfterBreak="0">
+  <w:abstractNum w:abstractNumId="2" w15:restartNumberingAfterBreak="0">
     <w:nsid w:val="139D1CD8"/>
     <w:multiLevelType w:val="hybridMultilevel"/>
     <w:tmpl w:val="6B60A240"/>
@@ -2647,7 +3833,7 @@
       </w:rPr>
     </w:lvl>
   </w:abstractNum>
-  <w:abstractNum w:abstractNumId="2" w15:restartNumberingAfterBreak="0">
+  <w:abstractNum w:abstractNumId="3" w15:restartNumberingAfterBreak="0">
     <w:nsid w:val="14384D99"/>
     <w:multiLevelType w:val="hybridMultilevel"/>
     <w:tmpl w:val="B3B6057C"/>
@@ -2760,7 +3946,7 @@
       </w:rPr>
     </w:lvl>
   </w:abstractNum>
-  <w:abstractNum w:abstractNumId="3" w15:restartNumberingAfterBreak="0">
+  <w:abstractNum w:abstractNumId="4" w15:restartNumberingAfterBreak="0">
     <w:nsid w:val="15E65C25"/>
     <w:multiLevelType w:val="hybridMultilevel"/>
     <w:tmpl w:val="640A6E9C"/>
@@ -2873,7 +4059,7 @@
       </w:rPr>
     </w:lvl>
   </w:abstractNum>
-  <w:abstractNum w:abstractNumId="4" w15:restartNumberingAfterBreak="0">
+  <w:abstractNum w:abstractNumId="5" w15:restartNumberingAfterBreak="0">
     <w:nsid w:val="21FE3C51"/>
     <w:multiLevelType w:val="hybridMultilevel"/>
     <w:tmpl w:val="3B2A4BCE"/>
@@ -2986,7 +4172,7 @@
       </w:rPr>
     </w:lvl>
   </w:abstractNum>
-  <w:abstractNum w:abstractNumId="5" w15:restartNumberingAfterBreak="0">
+  <w:abstractNum w:abstractNumId="6" w15:restartNumberingAfterBreak="0">
     <w:nsid w:val="26247F17"/>
     <w:multiLevelType w:val="hybridMultilevel"/>
     <w:tmpl w:val="8FAE9764"/>
@@ -3099,7 +4285,7 @@
       </w:rPr>
     </w:lvl>
   </w:abstractNum>
-  <w:abstractNum w:abstractNumId="6" w15:restartNumberingAfterBreak="0">
+  <w:abstractNum w:abstractNumId="7" w15:restartNumberingAfterBreak="0">
     <w:nsid w:val="26344137"/>
     <w:multiLevelType w:val="hybridMultilevel"/>
     <w:tmpl w:val="1EDEB05E"/>
@@ -3212,7 +4398,7 @@
       </w:rPr>
     </w:lvl>
   </w:abstractNum>
-  <w:abstractNum w:abstractNumId="7" w15:restartNumberingAfterBreak="0">
+  <w:abstractNum w:abstractNumId="8" w15:restartNumberingAfterBreak="0">
     <w:nsid w:val="29F1379C"/>
     <w:multiLevelType w:val="multilevel"/>
     <w:tmpl w:val="48126914"/>
@@ -3326,7 +4512,7 @@
       </w:rPr>
     </w:lvl>
   </w:abstractNum>
-  <w:abstractNum w:abstractNumId="8" w15:restartNumberingAfterBreak="0">
+  <w:abstractNum w:abstractNumId="9" w15:restartNumberingAfterBreak="0">
     <w:nsid w:val="30F150C0"/>
     <w:multiLevelType w:val="hybridMultilevel"/>
     <w:tmpl w:val="48126914"/>
@@ -3439,7 +4625,120 @@
       </w:rPr>
     </w:lvl>
   </w:abstractNum>
-  <w:abstractNum w:abstractNumId="9" w15:restartNumberingAfterBreak="0">
+  <w:abstractNum w:abstractNumId="10" w15:restartNumberingAfterBreak="0">
+    <w:nsid w:val="37C77DED"/>
+    <w:multiLevelType w:val="hybridMultilevel"/>
+    <w:tmpl w:val="8B20B864"/>
+    <w:lvl w:ilvl="0" w:tplc="4EB4C04E">
+      <w:start w:val="1"/>
+      <w:numFmt w:val="bullet"/>
+      <w:lvlText w:val="•"/>
+      <w:lvlJc w:val="left"/>
+      <w:pPr>
+        <w:ind w:left="440" w:hanging="440"/>
+      </w:pPr>
+      <w:rPr>
+        <w:rFonts w:ascii="Wingdings" w:hAnsi="Wingdings" w:hint="default"/>
+      </w:rPr>
+    </w:lvl>
+    <w:lvl w:ilvl="1" w:tplc="04090003" w:tentative="1">
+      <w:start w:val="1"/>
+      <w:numFmt w:val="bullet"/>
+      <w:lvlText w:val=""/>
+      <w:lvlJc w:val="left"/>
+      <w:pPr>
+        <w:ind w:left="880" w:hanging="440"/>
+      </w:pPr>
+      <w:rPr>
+        <w:rFonts w:ascii="Wingdings" w:hAnsi="Wingdings" w:hint="default"/>
+      </w:rPr>
+    </w:lvl>
+    <w:lvl w:ilvl="2" w:tplc="04090005" w:tentative="1">
+      <w:start w:val="1"/>
+      <w:numFmt w:val="bullet"/>
+      <w:lvlText w:val=""/>
+      <w:lvlJc w:val="left"/>
+      <w:pPr>
+        <w:ind w:left="1320" w:hanging="440"/>
+      </w:pPr>
+      <w:rPr>
+        <w:rFonts w:ascii="Wingdings" w:hAnsi="Wingdings" w:hint="default"/>
+      </w:rPr>
+    </w:lvl>
+    <w:lvl w:ilvl="3" w:tplc="04090001" w:tentative="1">
+      <w:start w:val="1"/>
+      <w:numFmt w:val="bullet"/>
+      <w:lvlText w:val=""/>
+      <w:lvlJc w:val="left"/>
+      <w:pPr>
+        <w:ind w:left="1760" w:hanging="440"/>
+      </w:pPr>
+      <w:rPr>
+        <w:rFonts w:ascii="Wingdings" w:hAnsi="Wingdings" w:hint="default"/>
+      </w:rPr>
+    </w:lvl>
+    <w:lvl w:ilvl="4" w:tplc="04090003" w:tentative="1">
+      <w:start w:val="1"/>
+      <w:numFmt w:val="bullet"/>
+      <w:lvlText w:val=""/>
+      <w:lvlJc w:val="left"/>
+      <w:pPr>
+        <w:ind w:left="2200" w:hanging="440"/>
+      </w:pPr>
+      <w:rPr>
+        <w:rFonts w:ascii="Wingdings" w:hAnsi="Wingdings" w:hint="default"/>
+      </w:rPr>
+    </w:lvl>
+    <w:lvl w:ilvl="5" w:tplc="04090005" w:tentative="1">
+      <w:start w:val="1"/>
+      <w:numFmt w:val="bullet"/>
+      <w:lvlText w:val=""/>
+      <w:lvlJc w:val="left"/>
+      <w:pPr>
+        <w:ind w:left="2640" w:hanging="440"/>
+      </w:pPr>
+      <w:rPr>
+        <w:rFonts w:ascii="Wingdings" w:hAnsi="Wingdings" w:hint="default"/>
+      </w:rPr>
+    </w:lvl>
+    <w:lvl w:ilvl="6" w:tplc="04090001" w:tentative="1">
+      <w:start w:val="1"/>
+      <w:numFmt w:val="bullet"/>
+      <w:lvlText w:val=""/>
+      <w:lvlJc w:val="left"/>
+      <w:pPr>
+        <w:ind w:left="3080" w:hanging="440"/>
+      </w:pPr>
+      <w:rPr>
+        <w:rFonts w:ascii="Wingdings" w:hAnsi="Wingdings" w:hint="default"/>
+      </w:rPr>
+    </w:lvl>
+    <w:lvl w:ilvl="7" w:tplc="04090003" w:tentative="1">
+      <w:start w:val="1"/>
+      <w:numFmt w:val="bullet"/>
+      <w:lvlText w:val=""/>
+      <w:lvlJc w:val="left"/>
+      <w:pPr>
+        <w:ind w:left="3520" w:hanging="440"/>
+      </w:pPr>
+      <w:rPr>
+        <w:rFonts w:ascii="Wingdings" w:hAnsi="Wingdings" w:hint="default"/>
+      </w:rPr>
+    </w:lvl>
+    <w:lvl w:ilvl="8" w:tplc="04090005" w:tentative="1">
+      <w:start w:val="1"/>
+      <w:numFmt w:val="bullet"/>
+      <w:lvlText w:val=""/>
+      <w:lvlJc w:val="left"/>
+      <w:pPr>
+        <w:ind w:left="3960" w:hanging="440"/>
+      </w:pPr>
+      <w:rPr>
+        <w:rFonts w:ascii="Wingdings" w:hAnsi="Wingdings" w:hint="default"/>
+      </w:rPr>
+    </w:lvl>
+  </w:abstractNum>
+  <w:abstractNum w:abstractNumId="11" w15:restartNumberingAfterBreak="0">
     <w:nsid w:val="412C6875"/>
     <w:multiLevelType w:val="hybridMultilevel"/>
     <w:tmpl w:val="199CBAAA"/>
@@ -3552,7 +4851,7 @@
       </w:rPr>
     </w:lvl>
   </w:abstractNum>
-  <w:abstractNum w:abstractNumId="10" w15:restartNumberingAfterBreak="0">
+  <w:abstractNum w:abstractNumId="12" w15:restartNumberingAfterBreak="0">
     <w:nsid w:val="456271A0"/>
     <w:multiLevelType w:val="hybridMultilevel"/>
     <w:tmpl w:val="66121AC6"/>
@@ -3665,7 +4964,7 @@
       </w:rPr>
     </w:lvl>
   </w:abstractNum>
-  <w:abstractNum w:abstractNumId="11" w15:restartNumberingAfterBreak="0">
+  <w:abstractNum w:abstractNumId="13" w15:restartNumberingAfterBreak="0">
     <w:nsid w:val="4582523D"/>
     <w:multiLevelType w:val="hybridMultilevel"/>
     <w:tmpl w:val="9AB454A8"/>
@@ -3778,7 +5077,7 @@
       </w:rPr>
     </w:lvl>
   </w:abstractNum>
-  <w:abstractNum w:abstractNumId="12" w15:restartNumberingAfterBreak="0">
+  <w:abstractNum w:abstractNumId="14" w15:restartNumberingAfterBreak="0">
     <w:nsid w:val="5B7325ED"/>
     <w:multiLevelType w:val="hybridMultilevel"/>
     <w:tmpl w:val="9A3EA534"/>
@@ -3868,43 +5167,49 @@
     </w:lvl>
   </w:abstractNum>
   <w:num w:numId="1" w16cid:durableId="1378629330">
+    <w:abstractNumId w:val="14"/>
+  </w:num>
+  <w:num w:numId="2" w16cid:durableId="484860465">
+    <w:abstractNumId w:val="9"/>
+  </w:num>
+  <w:num w:numId="3" w16cid:durableId="156002578">
+    <w:abstractNumId w:val="8"/>
+  </w:num>
+  <w:num w:numId="4" w16cid:durableId="903876699">
+    <w:abstractNumId w:val="2"/>
+  </w:num>
+  <w:num w:numId="5" w16cid:durableId="203298448">
+    <w:abstractNumId w:val="11"/>
+  </w:num>
+  <w:num w:numId="6" w16cid:durableId="503933999">
+    <w:abstractNumId w:val="4"/>
+  </w:num>
+  <w:num w:numId="7" w16cid:durableId="922026320">
+    <w:abstractNumId w:val="3"/>
+  </w:num>
+  <w:num w:numId="8" w16cid:durableId="1053893081">
     <w:abstractNumId w:val="12"/>
   </w:num>
-  <w:num w:numId="2" w16cid:durableId="484860465">
-    <w:abstractNumId w:val="8"/>
+  <w:num w:numId="9" w16cid:durableId="1409495411">
+    <w:abstractNumId w:val="13"/>
   </w:num>
-  <w:num w:numId="3" w16cid:durableId="156002578">
+  <w:num w:numId="10" w16cid:durableId="1055617822">
+    <w:abstractNumId w:val="1"/>
+  </w:num>
+  <w:num w:numId="11" w16cid:durableId="370881276">
+    <w:abstractNumId w:val="5"/>
+  </w:num>
+  <w:num w:numId="12" w16cid:durableId="2056467396">
+    <w:abstractNumId w:val="6"/>
+  </w:num>
+  <w:num w:numId="13" w16cid:durableId="1066954943">
     <w:abstractNumId w:val="7"/>
   </w:num>
-  <w:num w:numId="4" w16cid:durableId="903876699">
-    <w:abstractNumId w:val="1"/>
-  </w:num>
-  <w:num w:numId="5" w16cid:durableId="203298448">
-    <w:abstractNumId w:val="9"/>
-  </w:num>
-  <w:num w:numId="6" w16cid:durableId="503933999">
-    <w:abstractNumId w:val="3"/>
-  </w:num>
-  <w:num w:numId="7" w16cid:durableId="922026320">
-    <w:abstractNumId w:val="2"/>
-  </w:num>
-  <w:num w:numId="8" w16cid:durableId="1053893081">
-    <w:abstractNumId w:val="10"/>
-  </w:num>
-  <w:num w:numId="9" w16cid:durableId="1409495411">
-    <w:abstractNumId w:val="11"/>
-  </w:num>
-  <w:num w:numId="10" w16cid:durableId="1055617822">
+  <w:num w:numId="14" w16cid:durableId="1672366014">
     <w:abstractNumId w:val="0"/>
   </w:num>
-  <w:num w:numId="11" w16cid:durableId="370881276">
-    <w:abstractNumId w:val="4"/>
-  </w:num>
-  <w:num w:numId="12" w16cid:durableId="2056467396">
-    <w:abstractNumId w:val="5"/>
-  </w:num>
-  <w:num w:numId="13" w16cid:durableId="1066954943">
-    <w:abstractNumId w:val="6"/>
+  <w:num w:numId="15" w16cid:durableId="785807419">
+    <w:abstractNumId w:val="10"/>
   </w:num>
 </w:numbering>
 </file>
@@ -4510,7 +5815,6 @@
   <w:style w:type="character" w:default="1" w:styleId="DefaultParagraphFont">
     <w:name w:val="Default Paragraph Font"/>
     <w:uiPriority w:val="1"/>
-    <w:semiHidden/>
     <w:unhideWhenUsed/>
   </w:style>
   <w:style w:type="table" w:default="1" w:styleId="TableNormal">
@@ -4918,6 +6222,299 @@
       <w:color w:val="666666"/>
     </w:rPr>
   </w:style>
+  <w:style w:type="table" w:styleId="GridTable5Dark-Accent4">
+    <w:name w:val="Grid Table 5 Dark Accent 4"/>
+    <w:basedOn w:val="TableNormal"/>
+    <w:uiPriority w:val="50"/>
+    <w:rsid w:val="00377823"/>
+    <w:tblPr>
+      <w:tblStyleRowBandSize w:val="1"/>
+      <w:tblStyleColBandSize w:val="1"/>
+      <w:tblBorders>
+        <w:top w:val="single" w:sz="4" w:space="0" w:color="FFFFFF" w:themeColor="background1"/>
+        <w:left w:val="single" w:sz="4" w:space="0" w:color="FFFFFF" w:themeColor="background1"/>
+        <w:bottom w:val="single" w:sz="4" w:space="0" w:color="FFFFFF" w:themeColor="background1"/>
+        <w:right w:val="single" w:sz="4" w:space="0" w:color="FFFFFF" w:themeColor="background1"/>
+        <w:insideH w:val="single" w:sz="4" w:space="0" w:color="FFFFFF" w:themeColor="background1"/>
+        <w:insideV w:val="single" w:sz="4" w:space="0" w:color="FFFFFF" w:themeColor="background1"/>
+      </w:tblBorders>
+    </w:tblPr>
+    <w:tcPr>
+      <w:shd w:val="clear" w:color="auto" w:fill="CAEDFB" w:themeFill="accent4" w:themeFillTint="33"/>
+    </w:tcPr>
+    <w:tblStylePr w:type="firstRow">
+      <w:rPr>
+        <w:b/>
+        <w:bCs/>
+        <w:color w:val="FFFFFF" w:themeColor="background1"/>
+      </w:rPr>
+      <w:tblPr/>
+      <w:tcPr>
+        <w:tcBorders>
+          <w:top w:val="single" w:sz="4" w:space="0" w:color="FFFFFF" w:themeColor="background1"/>
+          <w:left w:val="single" w:sz="4" w:space="0" w:color="FFFFFF" w:themeColor="background1"/>
+          <w:right w:val="single" w:sz="4" w:space="0" w:color="FFFFFF" w:themeColor="background1"/>
+          <w:insideH w:val="nil"/>
+          <w:insideV w:val="nil"/>
+        </w:tcBorders>
+        <w:shd w:val="clear" w:color="auto" w:fill="0F9ED5" w:themeFill="accent4"/>
+      </w:tcPr>
+    </w:tblStylePr>
+    <w:tblStylePr w:type="lastRow">
+      <w:rPr>
+        <w:b/>
+        <w:bCs/>
+        <w:color w:val="FFFFFF" w:themeColor="background1"/>
+      </w:rPr>
+      <w:tblPr/>
+      <w:tcPr>
+        <w:tcBorders>
+          <w:left w:val="single" w:sz="4" w:space="0" w:color="FFFFFF" w:themeColor="background1"/>
+          <w:bottom w:val="single" w:sz="4" w:space="0" w:color="FFFFFF" w:themeColor="background1"/>
+          <w:right w:val="single" w:sz="4" w:space="0" w:color="FFFFFF" w:themeColor="background1"/>
+          <w:insideH w:val="nil"/>
+          <w:insideV w:val="nil"/>
+        </w:tcBorders>
+        <w:shd w:val="clear" w:color="auto" w:fill="0F9ED5" w:themeFill="accent4"/>
+      </w:tcPr>
+    </w:tblStylePr>
+    <w:tblStylePr w:type="firstCol">
+      <w:rPr>
+        <w:b/>
+        <w:bCs/>
+        <w:color w:val="FFFFFF" w:themeColor="background1"/>
+      </w:rPr>
+      <w:tblPr/>
+      <w:tcPr>
+        <w:tcBorders>
+          <w:top w:val="single" w:sz="4" w:space="0" w:color="FFFFFF" w:themeColor="background1"/>
+          <w:left w:val="single" w:sz="4" w:space="0" w:color="FFFFFF" w:themeColor="background1"/>
+          <w:bottom w:val="single" w:sz="4" w:space="0" w:color="FFFFFF" w:themeColor="background1"/>
+          <w:insideV w:val="nil"/>
+        </w:tcBorders>
+        <w:shd w:val="clear" w:color="auto" w:fill="0F9ED5" w:themeFill="accent4"/>
+      </w:tcPr>
+    </w:tblStylePr>
+    <w:tblStylePr w:type="lastCol">
+      <w:rPr>
+        <w:b/>
+        <w:bCs/>
+        <w:color w:val="FFFFFF" w:themeColor="background1"/>
+      </w:rPr>
+      <w:tblPr/>
+      <w:tcPr>
+        <w:tcBorders>
+          <w:top w:val="single" w:sz="4" w:space="0" w:color="FFFFFF" w:themeColor="background1"/>
+          <w:bottom w:val="single" w:sz="4" w:space="0" w:color="FFFFFF" w:themeColor="background1"/>
+          <w:right w:val="single" w:sz="4" w:space="0" w:color="FFFFFF" w:themeColor="background1"/>
+          <w:insideV w:val="nil"/>
+        </w:tcBorders>
+        <w:shd w:val="clear" w:color="auto" w:fill="0F9ED5" w:themeFill="accent4"/>
+      </w:tcPr>
+    </w:tblStylePr>
+    <w:tblStylePr w:type="band1Vert">
+      <w:tblPr/>
+      <w:tcPr>
+        <w:shd w:val="clear" w:color="auto" w:fill="95DCF7" w:themeFill="accent4" w:themeFillTint="66"/>
+      </w:tcPr>
+    </w:tblStylePr>
+    <w:tblStylePr w:type="band1Horz">
+      <w:tblPr/>
+      <w:tcPr>
+        <w:shd w:val="clear" w:color="auto" w:fill="95DCF7" w:themeFill="accent4" w:themeFillTint="66"/>
+      </w:tcPr>
+    </w:tblStylePr>
+  </w:style>
+  <w:style w:type="table" w:styleId="GridTable1Light-Accent4">
+    <w:name w:val="Grid Table 1 Light Accent 4"/>
+    <w:basedOn w:val="TableNormal"/>
+    <w:uiPriority w:val="46"/>
+    <w:rsid w:val="003F577F"/>
+    <w:tblPr>
+      <w:tblStyleRowBandSize w:val="1"/>
+      <w:tblStyleColBandSize w:val="1"/>
+      <w:tblBorders>
+        <w:top w:val="single" w:sz="4" w:space="0" w:color="95DCF7" w:themeColor="accent4" w:themeTint="66"/>
+        <w:left w:val="single" w:sz="4" w:space="0" w:color="95DCF7" w:themeColor="accent4" w:themeTint="66"/>
+        <w:bottom w:val="single" w:sz="4" w:space="0" w:color="95DCF7" w:themeColor="accent4" w:themeTint="66"/>
+        <w:right w:val="single" w:sz="4" w:space="0" w:color="95DCF7" w:themeColor="accent4" w:themeTint="66"/>
+        <w:insideH w:val="single" w:sz="4" w:space="0" w:color="95DCF7" w:themeColor="accent4" w:themeTint="66"/>
+        <w:insideV w:val="single" w:sz="4" w:space="0" w:color="95DCF7" w:themeColor="accent4" w:themeTint="66"/>
+      </w:tblBorders>
+    </w:tblPr>
+    <w:tblStylePr w:type="firstRow">
+      <w:rPr>
+        <w:b/>
+        <w:bCs/>
+      </w:rPr>
+      <w:tblPr/>
+      <w:tcPr>
+        <w:tcBorders>
+          <w:bottom w:val="single" w:sz="12" w:space="0" w:color="60CAF3" w:themeColor="accent4" w:themeTint="99"/>
+        </w:tcBorders>
+      </w:tcPr>
+    </w:tblStylePr>
+    <w:tblStylePr w:type="lastRow">
+      <w:rPr>
+        <w:b/>
+        <w:bCs/>
+      </w:rPr>
+      <w:tblPr/>
+      <w:tcPr>
+        <w:tcBorders>
+          <w:top w:val="double" w:sz="2" w:space="0" w:color="60CAF3" w:themeColor="accent4" w:themeTint="99"/>
+        </w:tcBorders>
+      </w:tcPr>
+    </w:tblStylePr>
+    <w:tblStylePr w:type="firstCol">
+      <w:rPr>
+        <w:b/>
+        <w:bCs/>
+      </w:rPr>
+    </w:tblStylePr>
+    <w:tblStylePr w:type="lastCol">
+      <w:rPr>
+        <w:b/>
+        <w:bCs/>
+      </w:rPr>
+    </w:tblStylePr>
+  </w:style>
+  <w:style w:type="table" w:styleId="GridTable7Colorful-Accent4">
+    <w:name w:val="Grid Table 7 Colorful Accent 4"/>
+    <w:basedOn w:val="TableNormal"/>
+    <w:uiPriority w:val="52"/>
+    <w:rsid w:val="003F577F"/>
+    <w:rPr>
+      <w:color w:val="0B769F" w:themeColor="accent4" w:themeShade="BF"/>
+    </w:rPr>
+    <w:tblPr>
+      <w:tblStyleRowBandSize w:val="1"/>
+      <w:tblStyleColBandSize w:val="1"/>
+      <w:tblBorders>
+        <w:top w:val="single" w:sz="4" w:space="0" w:color="60CAF3" w:themeColor="accent4" w:themeTint="99"/>
+        <w:left w:val="single" w:sz="4" w:space="0" w:color="60CAF3" w:themeColor="accent4" w:themeTint="99"/>
+        <w:bottom w:val="single" w:sz="4" w:space="0" w:color="60CAF3" w:themeColor="accent4" w:themeTint="99"/>
+        <w:right w:val="single" w:sz="4" w:space="0" w:color="60CAF3" w:themeColor="accent4" w:themeTint="99"/>
+        <w:insideH w:val="single" w:sz="4" w:space="0" w:color="60CAF3" w:themeColor="accent4" w:themeTint="99"/>
+        <w:insideV w:val="single" w:sz="4" w:space="0" w:color="60CAF3" w:themeColor="accent4" w:themeTint="99"/>
+      </w:tblBorders>
+    </w:tblPr>
+    <w:tblStylePr w:type="firstRow">
+      <w:rPr>
+        <w:b/>
+        <w:bCs/>
+      </w:rPr>
+      <w:tblPr/>
+      <w:tcPr>
+        <w:tcBorders>
+          <w:top w:val="nil"/>
+          <w:left w:val="nil"/>
+          <w:right w:val="nil"/>
+          <w:insideH w:val="nil"/>
+          <w:insideV w:val="nil"/>
+        </w:tcBorders>
+        <w:shd w:val="clear" w:color="auto" w:fill="FFFFFF" w:themeFill="background1"/>
+      </w:tcPr>
+    </w:tblStylePr>
+    <w:tblStylePr w:type="lastRow">
+      <w:rPr>
+        <w:b/>
+        <w:bCs/>
+      </w:rPr>
+      <w:tblPr/>
+      <w:tcPr>
+        <w:tcBorders>
+          <w:left w:val="nil"/>
+          <w:bottom w:val="nil"/>
+          <w:right w:val="nil"/>
+          <w:insideH w:val="nil"/>
+          <w:insideV w:val="nil"/>
+        </w:tcBorders>
+        <w:shd w:val="clear" w:color="auto" w:fill="FFFFFF" w:themeFill="background1"/>
+      </w:tcPr>
+    </w:tblStylePr>
+    <w:tblStylePr w:type="firstCol">
+      <w:pPr>
+        <w:jc w:val="right"/>
+      </w:pPr>
+      <w:rPr>
+        <w:i/>
+        <w:iCs/>
+      </w:rPr>
+      <w:tblPr/>
+      <w:tcPr>
+        <w:tcBorders>
+          <w:top w:val="nil"/>
+          <w:left w:val="nil"/>
+          <w:bottom w:val="nil"/>
+          <w:insideH w:val="nil"/>
+          <w:insideV w:val="nil"/>
+        </w:tcBorders>
+        <w:shd w:val="clear" w:color="auto" w:fill="FFFFFF" w:themeFill="background1"/>
+      </w:tcPr>
+    </w:tblStylePr>
+    <w:tblStylePr w:type="lastCol">
+      <w:rPr>
+        <w:i/>
+        <w:iCs/>
+      </w:rPr>
+      <w:tblPr/>
+      <w:tcPr>
+        <w:tcBorders>
+          <w:top w:val="nil"/>
+          <w:bottom w:val="nil"/>
+          <w:right w:val="nil"/>
+          <w:insideH w:val="nil"/>
+          <w:insideV w:val="nil"/>
+        </w:tcBorders>
+        <w:shd w:val="clear" w:color="auto" w:fill="FFFFFF" w:themeFill="background1"/>
+      </w:tcPr>
+    </w:tblStylePr>
+    <w:tblStylePr w:type="band1Vert">
+      <w:tblPr/>
+      <w:tcPr>
+        <w:shd w:val="clear" w:color="auto" w:fill="CAEDFB" w:themeFill="accent4" w:themeFillTint="33"/>
+      </w:tcPr>
+    </w:tblStylePr>
+    <w:tblStylePr w:type="band1Horz">
+      <w:tblPr/>
+      <w:tcPr>
+        <w:shd w:val="clear" w:color="auto" w:fill="CAEDFB" w:themeFill="accent4" w:themeFillTint="33"/>
+      </w:tcPr>
+    </w:tblStylePr>
+    <w:tblStylePr w:type="neCell">
+      <w:tblPr/>
+      <w:tcPr>
+        <w:tcBorders>
+          <w:bottom w:val="single" w:sz="4" w:space="0" w:color="60CAF3" w:themeColor="accent4" w:themeTint="99"/>
+        </w:tcBorders>
+      </w:tcPr>
+    </w:tblStylePr>
+    <w:tblStylePr w:type="nwCell">
+      <w:tblPr/>
+      <w:tcPr>
+        <w:tcBorders>
+          <w:bottom w:val="single" w:sz="4" w:space="0" w:color="60CAF3" w:themeColor="accent4" w:themeTint="99"/>
+        </w:tcBorders>
+      </w:tcPr>
+    </w:tblStylePr>
+    <w:tblStylePr w:type="seCell">
+      <w:tblPr/>
+      <w:tcPr>
+        <w:tcBorders>
+          <w:top w:val="single" w:sz="4" w:space="0" w:color="60CAF3" w:themeColor="accent4" w:themeTint="99"/>
+        </w:tcBorders>
+      </w:tcPr>
+    </w:tblStylePr>
+    <w:tblStylePr w:type="swCell">
+      <w:tblPr/>
+      <w:tcPr>
+        <w:tcBorders>
+          <w:top w:val="single" w:sz="4" w:space="0" w:color="60CAF3" w:themeColor="accent4" w:themeTint="99"/>
+        </w:tcBorders>
+      </w:tcPr>
+    </w:tblStylePr>
+  </w:style>
 </w:styles>
 </file>
 

--- a/信息安全引论(Introduction to Information Security)/review/chap2-古典密码.docx
+++ b/信息安全引论(Introduction to Information Security)/review/chap2-古典密码.docx
@@ -207,6 +207,14 @@
           <w:lang w:val="en-US"/>
         </w:rPr>
         <w:t>解密：把密文转变为明文的过程</w:t>
+      </w:r>
+      <w:r>
+        <w:rPr>
+          <w:rFonts w:ascii="Calibri" w:eastAsia="KaiTi" w:hAnsi="Calibri" w:cs="Calibri"/>
+          <w:color w:val="000000" w:themeColor="text1"/>
+          <w:lang w:val="en-US"/>
+        </w:rPr>
+        <w:tab/>
       </w:r>
     </w:p>
     <w:p>
@@ -1979,7 +1987,7 @@
         </w:numPr>
         <w:spacing w:line="276" w:lineRule="auto"/>
         <w:rPr>
-          <w:rFonts w:ascii="Calibri" w:eastAsia="KaiTi" w:hAnsi="Calibri" w:cs="Calibri" w:hint="eastAsia"/>
+          <w:rFonts w:ascii="Calibri" w:eastAsia="KaiTi" w:hAnsi="Calibri" w:cs="Calibri"/>
           <w:color w:val="000000" w:themeColor="text1"/>
           <w:lang w:val="en-US"/>
         </w:rPr>
@@ -2037,7 +2045,7 @@
               <w:spacing w:line="276" w:lineRule="auto"/>
               <w:jc w:val="center"/>
               <w:rPr>
-                <w:rFonts w:ascii="Calibri" w:eastAsia="KaiTi" w:hAnsi="Calibri" w:cs="Calibri" w:hint="eastAsia"/>
+                <w:rFonts w:ascii="Calibri" w:eastAsia="KaiTi" w:hAnsi="Calibri" w:cs="Calibri"/>
                 <w:color w:val="000000" w:themeColor="text1"/>
               </w:rPr>
             </w:pPr>
@@ -2054,7 +2062,7 @@
               <w:jc w:val="center"/>
               <w:cnfStyle w:val="100000000000" w:firstRow="1" w:lastRow="0" w:firstColumn="0" w:lastColumn="0" w:oddVBand="0" w:evenVBand="0" w:oddHBand="0" w:evenHBand="0" w:firstRowFirstColumn="0" w:firstRowLastColumn="0" w:lastRowFirstColumn="0" w:lastRowLastColumn="0"/>
               <w:rPr>
-                <w:rFonts w:ascii="Calibri" w:eastAsia="KaiTi" w:hAnsi="Calibri" w:cs="Calibri" w:hint="eastAsia"/>
+                <w:rFonts w:ascii="Calibri" w:eastAsia="KaiTi" w:hAnsi="Calibri" w:cs="Calibri"/>
                 <w:color w:val="000000" w:themeColor="text1"/>
               </w:rPr>
             </w:pPr>
@@ -2140,7 +2148,7 @@
               <w:jc w:val="center"/>
               <w:cnfStyle w:val="000000100000" w:firstRow="0" w:lastRow="0" w:firstColumn="0" w:lastColumn="0" w:oddVBand="0" w:evenVBand="0" w:oddHBand="1" w:evenHBand="0" w:firstRowFirstColumn="0" w:firstRowLastColumn="0" w:lastRowFirstColumn="0" w:lastRowLastColumn="0"/>
               <w:rPr>
-                <w:rFonts w:ascii="Calibri" w:eastAsia="KaiTi" w:hAnsi="Calibri" w:cs="Calibri" w:hint="eastAsia"/>
+                <w:rFonts w:ascii="Calibri" w:eastAsia="KaiTi" w:hAnsi="Calibri" w:cs="Calibri"/>
                 <w:color w:val="000000" w:themeColor="text1"/>
               </w:rPr>
             </w:pPr>
@@ -2179,7 +2187,7 @@
               <w:jc w:val="center"/>
               <w:cnfStyle w:val="000000100000" w:firstRow="0" w:lastRow="0" w:firstColumn="0" w:lastColumn="0" w:oddVBand="0" w:evenVBand="0" w:oddHBand="1" w:evenHBand="0" w:firstRowFirstColumn="0" w:firstRowLastColumn="0" w:lastRowFirstColumn="0" w:lastRowLastColumn="0"/>
               <w:rPr>
-                <w:rFonts w:ascii="Calibri" w:eastAsia="KaiTi" w:hAnsi="Calibri" w:cs="Calibri" w:hint="eastAsia"/>
+                <w:rFonts w:ascii="Calibri" w:eastAsia="KaiTi" w:hAnsi="Calibri" w:cs="Calibri"/>
                 <w:color w:val="000000" w:themeColor="text1"/>
               </w:rPr>
             </w:pPr>
@@ -2240,7 +2248,7 @@
               <w:jc w:val="center"/>
               <w:cnfStyle w:val="000000000000" w:firstRow="0" w:lastRow="0" w:firstColumn="0" w:lastColumn="0" w:oddVBand="0" w:evenVBand="0" w:oddHBand="0" w:evenHBand="0" w:firstRowFirstColumn="0" w:firstRowLastColumn="0" w:lastRowFirstColumn="0" w:lastRowLastColumn="0"/>
               <w:rPr>
-                <w:rFonts w:ascii="Calibri" w:eastAsia="KaiTi" w:hAnsi="Calibri" w:cs="Calibri" w:hint="eastAsia"/>
+                <w:rFonts w:ascii="Calibri" w:eastAsia="KaiTi" w:hAnsi="Calibri" w:cs="Calibri"/>
                 <w:color w:val="000000" w:themeColor="text1"/>
               </w:rPr>
             </w:pPr>
@@ -2352,7 +2360,7 @@
               <w:jc w:val="center"/>
               <w:cnfStyle w:val="000000100000" w:firstRow="0" w:lastRow="0" w:firstColumn="0" w:lastColumn="0" w:oddVBand="0" w:evenVBand="0" w:oddHBand="1" w:evenHBand="0" w:firstRowFirstColumn="0" w:firstRowLastColumn="0" w:lastRowFirstColumn="0" w:lastRowLastColumn="0"/>
               <w:rPr>
-                <w:rFonts w:ascii="Calibri" w:eastAsia="KaiTi" w:hAnsi="Calibri" w:cs="Calibri" w:hint="eastAsia"/>
+                <w:rFonts w:ascii="Calibri" w:eastAsia="KaiTi" w:hAnsi="Calibri" w:cs="Calibri"/>
                 <w:color w:val="000000" w:themeColor="text1"/>
               </w:rPr>
             </w:pPr>
@@ -2413,7 +2421,7 @@
               <w:jc w:val="center"/>
               <w:cnfStyle w:val="000000000000" w:firstRow="0" w:lastRow="0" w:firstColumn="0" w:lastColumn="0" w:oddVBand="0" w:evenVBand="0" w:oddHBand="0" w:evenHBand="0" w:firstRowFirstColumn="0" w:firstRowLastColumn="0" w:lastRowFirstColumn="0" w:lastRowLastColumn="0"/>
               <w:rPr>
-                <w:rFonts w:ascii="Calibri" w:eastAsia="KaiTi" w:hAnsi="Calibri" w:cs="Calibri" w:hint="eastAsia"/>
+                <w:rFonts w:ascii="Calibri" w:eastAsia="KaiTi" w:hAnsi="Calibri" w:cs="Calibri"/>
                 <w:color w:val="000000" w:themeColor="text1"/>
               </w:rPr>
             </w:pPr>
@@ -2459,7 +2467,7 @@
               <w:jc w:val="center"/>
               <w:cnfStyle w:val="000000000000" w:firstRow="0" w:lastRow="0" w:firstColumn="0" w:lastColumn="0" w:oddVBand="0" w:evenVBand="0" w:oddHBand="0" w:evenHBand="0" w:firstRowFirstColumn="0" w:firstRowLastColumn="0" w:lastRowFirstColumn="0" w:lastRowLastColumn="0"/>
               <w:rPr>
-                <w:rFonts w:ascii="Calibri" w:eastAsia="KaiTi" w:hAnsi="Calibri" w:cs="Calibri" w:hint="eastAsia"/>
+                <w:rFonts w:ascii="Calibri" w:eastAsia="KaiTi" w:hAnsi="Calibri" w:cs="Calibri"/>
                 <w:color w:val="000000" w:themeColor="text1"/>
               </w:rPr>
             </w:pPr>
@@ -2528,7 +2536,7 @@
               <w:jc w:val="center"/>
               <w:cnfStyle w:val="000000100000" w:firstRow="0" w:lastRow="0" w:firstColumn="0" w:lastColumn="0" w:oddVBand="0" w:evenVBand="0" w:oddHBand="1" w:evenHBand="0" w:firstRowFirstColumn="0" w:firstRowLastColumn="0" w:lastRowFirstColumn="0" w:lastRowLastColumn="0"/>
               <w:rPr>
-                <w:rFonts w:ascii="Calibri" w:eastAsia="KaiTi" w:hAnsi="Calibri" w:cs="Calibri" w:hint="eastAsia"/>
+                <w:rFonts w:ascii="Calibri" w:eastAsia="KaiTi" w:hAnsi="Calibri" w:cs="Calibri"/>
                 <w:color w:val="000000" w:themeColor="text1"/>
               </w:rPr>
             </w:pPr>
@@ -2560,7 +2568,7 @@
               <w:jc w:val="center"/>
               <w:cnfStyle w:val="000000100000" w:firstRow="0" w:lastRow="0" w:firstColumn="0" w:lastColumn="0" w:oddVBand="0" w:evenVBand="0" w:oddHBand="1" w:evenHBand="0" w:firstRowFirstColumn="0" w:firstRowLastColumn="0" w:lastRowFirstColumn="0" w:lastRowLastColumn="0"/>
               <w:rPr>
-                <w:rFonts w:ascii="Calibri" w:eastAsia="KaiTi" w:hAnsi="Calibri" w:cs="Calibri" w:hint="eastAsia"/>
+                <w:rFonts w:ascii="Calibri" w:eastAsia="KaiTi" w:hAnsi="Calibri" w:cs="Calibri"/>
                 <w:color w:val="000000" w:themeColor="text1"/>
               </w:rPr>
             </w:pPr>
@@ -2959,13 +2967,14 @@
         <w:spacing w:line="276" w:lineRule="auto"/>
         <w:ind w:left="440"/>
         <w:rPr>
-          <w:rFonts w:ascii="Calibri" w:eastAsia="KaiTi" w:hAnsi="Calibri" w:cs="Calibri" w:hint="eastAsia"/>
-          <w:color w:val="000000" w:themeColor="text1"/>
-          <w:lang w:val="en-US"/>
-        </w:rPr>
-      </w:pPr>
-      <w:r>
-        <w:rPr>
+          <w:rFonts w:ascii="Calibri" w:eastAsia="KaiTi" w:hAnsi="Calibri" w:cs="Calibri"/>
+          <w:color w:val="000000" w:themeColor="text1"/>
+          <w:lang w:val="en-US"/>
+        </w:rPr>
+      </w:pPr>
+      <w:r>
+        <w:rPr>
+          <w:noProof/>
           <w:lang w:val="en-US"/>
         </w:rPr>
         <w:drawing>
@@ -3014,7 +3023,7 @@
         </w:numPr>
         <w:spacing w:line="276" w:lineRule="auto"/>
         <w:rPr>
-          <w:rFonts w:ascii="Calibri" w:eastAsia="KaiTi" w:hAnsi="Calibri" w:cs="Calibri" w:hint="eastAsia"/>
+          <w:rFonts w:ascii="Calibri" w:eastAsia="KaiTi" w:hAnsi="Calibri" w:cs="Calibri"/>
           <w:color w:val="000000" w:themeColor="text1"/>
           <w:lang w:val="en-US"/>
         </w:rPr>
@@ -3061,7 +3070,7 @@
       <w:pPr>
         <w:spacing w:line="276" w:lineRule="auto"/>
         <w:rPr>
-          <w:rFonts w:ascii="Calibri" w:eastAsia="KaiTi" w:hAnsi="Calibri" w:cs="Calibri" w:hint="eastAsia"/>
+          <w:rFonts w:ascii="Calibri" w:eastAsia="KaiTi" w:hAnsi="Calibri" w:cs="Calibri"/>
           <w:b/>
           <w:bCs/>
           <w:color w:val="0070C0"/>
@@ -3073,7 +3082,7 @@
       <w:pPr>
         <w:spacing w:line="276" w:lineRule="auto"/>
         <w:rPr>
-          <w:rFonts w:ascii="Calibri" w:eastAsia="KaiTi" w:hAnsi="Calibri" w:cs="Calibri" w:hint="eastAsia"/>
+          <w:rFonts w:ascii="Calibri" w:eastAsia="KaiTi" w:hAnsi="Calibri" w:cs="Calibri"/>
           <w:b/>
           <w:bCs/>
           <w:color w:val="0070C0"/>
@@ -3105,6 +3114,7 @@
           <w:color w:val="0070C0"/>
           <w:lang w:val="en-US"/>
         </w:rPr>
+        <w:lastRenderedPageBreak/>
         <w:t>代替加密的原理和实现</w:t>
       </w:r>
     </w:p>
@@ -3227,7 +3237,7 @@
         </w:numPr>
         <w:spacing w:line="276" w:lineRule="auto"/>
         <w:rPr>
-          <w:rFonts w:ascii="Calibri" w:eastAsia="KaiTi" w:hAnsi="Calibri" w:cs="Calibri" w:hint="eastAsia"/>
+          <w:rFonts w:ascii="Calibri" w:eastAsia="KaiTi" w:hAnsi="Calibri" w:cs="Calibri"/>
           <w:color w:val="000000" w:themeColor="text1"/>
           <w:lang w:val="en-US"/>
         </w:rPr>
@@ -3325,6 +3335,7 @@
       <w:r>
         <w:rPr>
           <w:rFonts w:ascii="Calibri" w:eastAsia="KaiTi" w:hAnsi="Calibri" w:cs="Calibri"/>
+          <w:noProof/>
           <w:color w:val="000000" w:themeColor="text1"/>
           <w:lang w:val="en-US"/>
         </w:rPr>
@@ -3423,23 +3434,24 @@
     <w:p>
       <w:pPr>
         <w:spacing w:line="276" w:lineRule="auto"/>
-        <w:jc w:val="left"/>
-        <w:rPr>
-          <w:rFonts w:ascii="Calibri" w:eastAsia="KaiTi" w:hAnsi="Calibri" w:cs="Calibri" w:hint="eastAsia"/>
-          <w:color w:val="000000" w:themeColor="text1"/>
-          <w:lang w:val="en-US"/>
-        </w:rPr>
-      </w:pPr>
-      <w:r>
-        <w:rPr>
-          <w:rFonts w:ascii="Calibri" w:eastAsia="KaiTi" w:hAnsi="Calibri" w:cs="Calibri"/>
+        <w:jc w:val="center"/>
+        <w:rPr>
+          <w:rFonts w:ascii="Calibri" w:eastAsia="KaiTi" w:hAnsi="Calibri" w:cs="Calibri"/>
+          <w:color w:val="000000" w:themeColor="text1"/>
+          <w:lang w:val="en-US"/>
+        </w:rPr>
+      </w:pPr>
+      <w:r>
+        <w:rPr>
+          <w:rFonts w:ascii="Calibri" w:eastAsia="KaiTi" w:hAnsi="Calibri" w:cs="Calibri"/>
+          <w:noProof/>
           <w:color w:val="000000" w:themeColor="text1"/>
           <w:lang w:val="en-US"/>
         </w:rPr>
         <w:drawing>
           <wp:inline distT="0" distB="0" distL="0" distR="0" wp14:anchorId="1E537983" wp14:editId="0EC235FE">
-            <wp:extent cx="2901356" cy="1956122"/>
-            <wp:effectExtent l="0" t="0" r="0" b="0"/>
+            <wp:extent cx="3747541" cy="2526627"/>
+            <wp:effectExtent l="0" t="0" r="0" b="1270"/>
             <wp:docPr id="1832881520" name="Picture 1"/>
             <wp:cNvGraphicFramePr>
               <a:graphicFrameLocks xmlns:a="http://schemas.openxmlformats.org/drawingml/2006/main" noChangeAspect="1"/>
@@ -3461,7 +3473,7 @@
                   <pic:spPr bwMode="auto">
                     <a:xfrm>
                       <a:off x="0" y="0"/>
-                      <a:ext cx="2973767" cy="2004942"/>
+                      <a:ext cx="3902273" cy="2630949"/>
                     </a:xfrm>
                     <a:prstGeom prst="rect">
                       <a:avLst/>
@@ -5815,6 +5827,7 @@
   <w:style w:type="character" w:default="1" w:styleId="DefaultParagraphFont">
     <w:name w:val="Default Paragraph Font"/>
     <w:uiPriority w:val="1"/>
+    <w:semiHidden/>
     <w:unhideWhenUsed/>
   </w:style>
   <w:style w:type="table" w:default="1" w:styleId="TableNormal">
